--- a/Word/Дубровский_14_.docx
+++ b/Word/Дубровский_14_.docx
@@ -14,6 +14,8 @@
           <w:lang w:val="ru-RU"/>
         </w:rPr>
       </w:pPr>
+      <w:bookmarkStart w:id="0" w:name="_GoBack"/>
+      <w:bookmarkEnd w:id="0"/>
       <w:r>
         <w:rPr>
           <w:rFonts w:ascii="Times New Roman" w:hAnsi="Times New Roman"/>
@@ -21,7 +23,26 @@
           <w:sz w:val="32"/>
           <w:szCs w:val="32"/>
         </w:rPr>
-        <w:t xml:space="preserve">14 </w:t>
+        <w:t>1</w:t>
+      </w:r>
+      <w:r>
+        <w:rPr>
+          <w:rFonts w:hint="default" w:ascii="Times New Roman" w:hAnsi="Times New Roman"/>
+          <w:b/>
+          <w:sz w:val="32"/>
+          <w:szCs w:val="32"/>
+          <w:lang w:val="ru-RU"/>
+        </w:rPr>
+        <w:t>4</w:t>
+      </w:r>
+      <w:r>
+        <w:rPr>
+          <w:rFonts w:ascii="Times New Roman" w:hAnsi="Times New Roman"/>
+          <w:b/>
+          <w:sz w:val="32"/>
+          <w:szCs w:val="32"/>
+        </w:rPr>
+        <w:t xml:space="preserve"> </w:t>
       </w:r>
       <w:r>
         <w:rPr>
@@ -31,7 +52,7 @@
           <w:szCs w:val="32"/>
           <w:lang w:val="ru-RU"/>
         </w:rPr>
-        <w:t>ТЕХНОЛОГИЯ</w:t>
+        <w:t>РАБОТА</w:t>
       </w:r>
       <w:r>
         <w:rPr>
@@ -41,38 +62,12 @@
           <w:szCs w:val="32"/>
           <w:lang w:val="ru-RU"/>
         </w:rPr>
-        <w:t xml:space="preserve"> СОЗДАНИЯ ГРАФИЧЕСКОГО ПОЛЬЗОВАТЕЛЬСКОГО ИНТЕРФЕЙСА</w:t>
+        <w:t xml:space="preserve"> С БАЗАМИ ДАННЫХ. ТЕХНОЛОГИИ ДОСТУПА К ДАННЫМ</w:t>
       </w:r>
     </w:p>
     <w:p>
       <w:pPr>
         <w:spacing w:line="240" w:lineRule="auto"/>
-        <w:ind w:firstLine="709"/>
-        <w:rPr>
-          <w:rFonts w:hint="default" w:ascii="Times New Roman" w:hAnsi="Times New Roman"/>
-          <w:b w:val="0"/>
-          <w:bCs/>
-          <w:sz w:val="32"/>
-          <w:szCs w:val="32"/>
-          <w:lang w:val="ru-RU"/>
-        </w:rPr>
-      </w:pPr>
-      <w:r>
-        <w:rPr>
-          <w:rFonts w:hint="default" w:ascii="Times New Roman" w:hAnsi="Times New Roman"/>
-          <w:b w:val="0"/>
-          <w:bCs/>
-          <w:sz w:val="32"/>
-          <w:szCs w:val="32"/>
-          <w:lang w:val="ru-RU"/>
-        </w:rPr>
-        <w:t>Задание.</w:t>
-      </w:r>
-    </w:p>
-    <w:p>
-      <w:pPr>
-        <w:spacing w:line="240" w:lineRule="auto"/>
-        <w:ind w:firstLine="709"/>
         <w:rPr>
           <w:rFonts w:ascii="Times New Roman" w:hAnsi="Times New Roman"/>
           <w:sz w:val="28"/>
@@ -85,13 +80,13 @@
           <w:sz w:val="28"/>
           <w:szCs w:val="28"/>
         </w:rPr>
-        <w:t xml:space="preserve">. </w:t>
+        <w:t>Задание.</w:t>
       </w:r>
       <w:r>
         <w:drawing>
           <wp:inline distT="0" distB="0" distL="114300" distR="114300">
-            <wp:extent cx="3846195" cy="2976245"/>
-            <wp:effectExtent l="0" t="0" r="1905" b="14605"/>
+            <wp:extent cx="6298565" cy="1728470"/>
+            <wp:effectExtent l="0" t="0" r="6985" b="5080"/>
             <wp:docPr id="65" name="Изображение 1"/>
             <wp:cNvGraphicFramePr>
               <a:graphicFrameLocks xmlns:a="http://schemas.openxmlformats.org/drawingml/2006/main" noChangeAspect="1"/>
@@ -114,7 +109,7 @@
                   <pic:spPr>
                     <a:xfrm>
                       <a:off x="0" y="0"/>
-                      <a:ext cx="3846195" cy="2976245"/>
+                      <a:ext cx="6298565" cy="1728470"/>
                     </a:xfrm>
                     <a:prstGeom prst="rect">
                       <a:avLst/>
@@ -179,10 +174,1392 @@
     </w:p>
     <w:p>
       <w:pPr>
+        <w:keepNext w:val="0"/>
+        <w:keepLines w:val="0"/>
+        <w:pageBreakBefore w:val="0"/>
+        <w:widowControl/>
+        <w:kinsoku/>
+        <w:wordWrap/>
+        <w:overflowPunct/>
+        <w:topLinePunct w:val="0"/>
+        <w:autoSpaceDE w:val="0"/>
+        <w:autoSpaceDN w:val="0"/>
+        <w:bidi w:val="0"/>
+        <w:adjustRightInd w:val="0"/>
+        <w:snapToGrid/>
         <w:spacing w:after="0" w:line="240" w:lineRule="auto"/>
-        <w:ind w:firstLine="567"/>
+        <w:ind w:firstLine="350" w:firstLineChars="125"/>
+        <w:textAlignment w:val="auto"/>
         <w:rPr>
           <w:rFonts w:hint="default" w:ascii="Times New Roman" w:hAnsi="Times New Roman"/>
+          <w:color w:val="000000" w:themeColor="text1"/>
+          <w:sz w:val="28"/>
+          <w:szCs w:val="28"/>
+          <w:lang w:val="en-US"/>
+          <w14:textFill>
+            <w14:solidFill>
+              <w14:schemeClr w14:val="tx1"/>
+            </w14:solidFill>
+          </w14:textFill>
+        </w:rPr>
+      </w:pPr>
+      <w:r>
+        <w:rPr>
+          <w:rFonts w:hint="default" w:ascii="Times New Roman" w:hAnsi="Times New Roman"/>
+          <w:color w:val="000000" w:themeColor="text1"/>
+          <w:sz w:val="28"/>
+          <w:szCs w:val="28"/>
+          <w:lang w:val="en-US"/>
+          <w14:textFill>
+            <w14:solidFill>
+              <w14:schemeClr w14:val="tx1"/>
+            </w14:solidFill>
+          </w14:textFill>
+        </w:rPr>
+        <w:t>using System.Threading.Tasks;</w:t>
+      </w:r>
+    </w:p>
+    <w:p>
+      <w:pPr>
+        <w:keepNext w:val="0"/>
+        <w:keepLines w:val="0"/>
+        <w:pageBreakBefore w:val="0"/>
+        <w:widowControl/>
+        <w:kinsoku/>
+        <w:wordWrap/>
+        <w:overflowPunct/>
+        <w:topLinePunct w:val="0"/>
+        <w:autoSpaceDE w:val="0"/>
+        <w:autoSpaceDN w:val="0"/>
+        <w:bidi w:val="0"/>
+        <w:adjustRightInd w:val="0"/>
+        <w:snapToGrid/>
+        <w:spacing w:after="0" w:line="240" w:lineRule="auto"/>
+        <w:ind w:firstLine="350" w:firstLineChars="125"/>
+        <w:textAlignment w:val="auto"/>
+        <w:rPr>
+          <w:rFonts w:hint="default" w:ascii="Times New Roman" w:hAnsi="Times New Roman"/>
+          <w:color w:val="000000" w:themeColor="text1"/>
+          <w:sz w:val="28"/>
+          <w:szCs w:val="28"/>
+          <w:lang w:val="en-US"/>
+          <w14:textFill>
+            <w14:solidFill>
+              <w14:schemeClr w14:val="tx1"/>
+            </w14:solidFill>
+          </w14:textFill>
+        </w:rPr>
+      </w:pPr>
+      <w:r>
+        <w:rPr>
+          <w:rFonts w:hint="default" w:ascii="Times New Roman" w:hAnsi="Times New Roman"/>
+          <w:color w:val="000000" w:themeColor="text1"/>
+          <w:sz w:val="28"/>
+          <w:szCs w:val="28"/>
+          <w:lang w:val="en-US"/>
+          <w14:textFill>
+            <w14:solidFill>
+              <w14:schemeClr w14:val="tx1"/>
+            </w14:solidFill>
+          </w14:textFill>
+        </w:rPr>
+        <w:t>using System.Windows;</w:t>
+      </w:r>
+    </w:p>
+    <w:p>
+      <w:pPr>
+        <w:keepNext w:val="0"/>
+        <w:keepLines w:val="0"/>
+        <w:pageBreakBefore w:val="0"/>
+        <w:widowControl/>
+        <w:kinsoku/>
+        <w:wordWrap/>
+        <w:overflowPunct/>
+        <w:topLinePunct w:val="0"/>
+        <w:autoSpaceDE w:val="0"/>
+        <w:autoSpaceDN w:val="0"/>
+        <w:bidi w:val="0"/>
+        <w:adjustRightInd w:val="0"/>
+        <w:snapToGrid/>
+        <w:spacing w:after="0" w:line="240" w:lineRule="auto"/>
+        <w:ind w:firstLine="350" w:firstLineChars="125"/>
+        <w:textAlignment w:val="auto"/>
+        <w:rPr>
+          <w:rFonts w:hint="default" w:ascii="Times New Roman" w:hAnsi="Times New Roman"/>
+          <w:color w:val="000000" w:themeColor="text1"/>
+          <w:sz w:val="28"/>
+          <w:szCs w:val="28"/>
+          <w:lang w:val="en-US"/>
+          <w14:textFill>
+            <w14:solidFill>
+              <w14:schemeClr w14:val="tx1"/>
+            </w14:solidFill>
+          </w14:textFill>
+        </w:rPr>
+      </w:pPr>
+      <w:r>
+        <w:rPr>
+          <w:rFonts w:hint="default" w:ascii="Times New Roman" w:hAnsi="Times New Roman"/>
+          <w:color w:val="000000" w:themeColor="text1"/>
+          <w:sz w:val="28"/>
+          <w:szCs w:val="28"/>
+          <w:lang w:val="en-US"/>
+          <w14:textFill>
+            <w14:solidFill>
+              <w14:schemeClr w14:val="tx1"/>
+            </w14:solidFill>
+          </w14:textFill>
+        </w:rPr>
+        <w:t>using System.Windows.Controls;</w:t>
+      </w:r>
+    </w:p>
+    <w:p>
+      <w:pPr>
+        <w:keepNext w:val="0"/>
+        <w:keepLines w:val="0"/>
+        <w:pageBreakBefore w:val="0"/>
+        <w:widowControl/>
+        <w:kinsoku/>
+        <w:wordWrap/>
+        <w:overflowPunct/>
+        <w:topLinePunct w:val="0"/>
+        <w:autoSpaceDE w:val="0"/>
+        <w:autoSpaceDN w:val="0"/>
+        <w:bidi w:val="0"/>
+        <w:adjustRightInd w:val="0"/>
+        <w:snapToGrid/>
+        <w:spacing w:after="0" w:line="240" w:lineRule="auto"/>
+        <w:ind w:firstLine="350" w:firstLineChars="125"/>
+        <w:textAlignment w:val="auto"/>
+        <w:rPr>
+          <w:rFonts w:hint="default" w:ascii="Times New Roman" w:hAnsi="Times New Roman"/>
+          <w:color w:val="000000" w:themeColor="text1"/>
+          <w:sz w:val="28"/>
+          <w:szCs w:val="28"/>
+          <w:lang w:val="en-US"/>
+          <w14:textFill>
+            <w14:solidFill>
+              <w14:schemeClr w14:val="tx1"/>
+            </w14:solidFill>
+          </w14:textFill>
+        </w:rPr>
+      </w:pPr>
+      <w:r>
+        <w:rPr>
+          <w:rFonts w:hint="default" w:ascii="Times New Roman" w:hAnsi="Times New Roman"/>
+          <w:color w:val="000000" w:themeColor="text1"/>
+          <w:sz w:val="28"/>
+          <w:szCs w:val="28"/>
+          <w:lang w:val="en-US"/>
+          <w14:textFill>
+            <w14:solidFill>
+              <w14:schemeClr w14:val="tx1"/>
+            </w14:solidFill>
+          </w14:textFill>
+        </w:rPr>
+        <w:t>using FinanceApp.ViewModels;</w:t>
+      </w:r>
+    </w:p>
+    <w:p>
+      <w:pPr>
+        <w:keepNext w:val="0"/>
+        <w:keepLines w:val="0"/>
+        <w:pageBreakBefore w:val="0"/>
+        <w:widowControl/>
+        <w:kinsoku/>
+        <w:wordWrap/>
+        <w:overflowPunct/>
+        <w:topLinePunct w:val="0"/>
+        <w:autoSpaceDE w:val="0"/>
+        <w:autoSpaceDN w:val="0"/>
+        <w:bidi w:val="0"/>
+        <w:adjustRightInd w:val="0"/>
+        <w:snapToGrid/>
+        <w:spacing w:after="0" w:line="240" w:lineRule="auto"/>
+        <w:ind w:firstLine="350" w:firstLineChars="125"/>
+        <w:textAlignment w:val="auto"/>
+        <w:rPr>
+          <w:rFonts w:hint="default" w:ascii="Times New Roman" w:hAnsi="Times New Roman"/>
+          <w:color w:val="000000" w:themeColor="text1"/>
+          <w:sz w:val="28"/>
+          <w:szCs w:val="28"/>
+          <w:lang w:val="en-US"/>
+          <w14:textFill>
+            <w14:solidFill>
+              <w14:schemeClr w14:val="tx1"/>
+            </w14:solidFill>
+          </w14:textFill>
+        </w:rPr>
+      </w:pPr>
+    </w:p>
+    <w:p>
+      <w:pPr>
+        <w:keepNext w:val="0"/>
+        <w:keepLines w:val="0"/>
+        <w:pageBreakBefore w:val="0"/>
+        <w:widowControl/>
+        <w:kinsoku/>
+        <w:wordWrap/>
+        <w:overflowPunct/>
+        <w:topLinePunct w:val="0"/>
+        <w:autoSpaceDE w:val="0"/>
+        <w:autoSpaceDN w:val="0"/>
+        <w:bidi w:val="0"/>
+        <w:adjustRightInd w:val="0"/>
+        <w:snapToGrid/>
+        <w:spacing w:after="0" w:line="240" w:lineRule="auto"/>
+        <w:ind w:firstLine="350" w:firstLineChars="125"/>
+        <w:textAlignment w:val="auto"/>
+        <w:rPr>
+          <w:rFonts w:hint="default" w:ascii="Times New Roman" w:hAnsi="Times New Roman"/>
+          <w:color w:val="000000" w:themeColor="text1"/>
+          <w:sz w:val="28"/>
+          <w:szCs w:val="28"/>
+          <w:lang w:val="en-US"/>
+          <w14:textFill>
+            <w14:solidFill>
+              <w14:schemeClr w14:val="tx1"/>
+            </w14:solidFill>
+          </w14:textFill>
+        </w:rPr>
+      </w:pPr>
+      <w:r>
+        <w:rPr>
+          <w:rFonts w:hint="default" w:ascii="Times New Roman" w:hAnsi="Times New Roman"/>
+          <w:color w:val="000000" w:themeColor="text1"/>
+          <w:sz w:val="28"/>
+          <w:szCs w:val="28"/>
+          <w:lang w:val="en-US"/>
+          <w14:textFill>
+            <w14:solidFill>
+              <w14:schemeClr w14:val="tx1"/>
+            </w14:solidFill>
+          </w14:textFill>
+        </w:rPr>
+        <w:t>namespace FinanceApp.Views</w:t>
+      </w:r>
+    </w:p>
+    <w:p>
+      <w:pPr>
+        <w:keepNext w:val="0"/>
+        <w:keepLines w:val="0"/>
+        <w:pageBreakBefore w:val="0"/>
+        <w:widowControl/>
+        <w:kinsoku/>
+        <w:wordWrap/>
+        <w:overflowPunct/>
+        <w:topLinePunct w:val="0"/>
+        <w:autoSpaceDE w:val="0"/>
+        <w:autoSpaceDN w:val="0"/>
+        <w:bidi w:val="0"/>
+        <w:adjustRightInd w:val="0"/>
+        <w:snapToGrid/>
+        <w:spacing w:after="0" w:line="240" w:lineRule="auto"/>
+        <w:ind w:firstLine="350" w:firstLineChars="125"/>
+        <w:textAlignment w:val="auto"/>
+        <w:rPr>
+          <w:rFonts w:hint="default" w:ascii="Times New Roman" w:hAnsi="Times New Roman"/>
+          <w:color w:val="000000" w:themeColor="text1"/>
+          <w:sz w:val="28"/>
+          <w:szCs w:val="28"/>
+          <w:lang w:val="en-US"/>
+          <w14:textFill>
+            <w14:solidFill>
+              <w14:schemeClr w14:val="tx1"/>
+            </w14:solidFill>
+          </w14:textFill>
+        </w:rPr>
+      </w:pPr>
+      <w:r>
+        <w:rPr>
+          <w:rFonts w:hint="default" w:ascii="Times New Roman" w:hAnsi="Times New Roman"/>
+          <w:color w:val="000000" w:themeColor="text1"/>
+          <w:sz w:val="28"/>
+          <w:szCs w:val="28"/>
+          <w:lang w:val="en-US"/>
+          <w14:textFill>
+            <w14:solidFill>
+              <w14:schemeClr w14:val="tx1"/>
+            </w14:solidFill>
+          </w14:textFill>
+        </w:rPr>
+        <w:t>{</w:t>
+      </w:r>
+    </w:p>
+    <w:p>
+      <w:pPr>
+        <w:keepNext w:val="0"/>
+        <w:keepLines w:val="0"/>
+        <w:pageBreakBefore w:val="0"/>
+        <w:widowControl/>
+        <w:kinsoku/>
+        <w:wordWrap/>
+        <w:overflowPunct/>
+        <w:topLinePunct w:val="0"/>
+        <w:autoSpaceDE w:val="0"/>
+        <w:autoSpaceDN w:val="0"/>
+        <w:bidi w:val="0"/>
+        <w:adjustRightInd w:val="0"/>
+        <w:snapToGrid/>
+        <w:spacing w:after="0" w:line="240" w:lineRule="auto"/>
+        <w:ind w:firstLine="350" w:firstLineChars="125"/>
+        <w:textAlignment w:val="auto"/>
+        <w:rPr>
+          <w:rFonts w:hint="default" w:ascii="Times New Roman" w:hAnsi="Times New Roman"/>
+          <w:color w:val="000000" w:themeColor="text1"/>
+          <w:sz w:val="28"/>
+          <w:szCs w:val="28"/>
+          <w:lang w:val="en-US"/>
+          <w14:textFill>
+            <w14:solidFill>
+              <w14:schemeClr w14:val="tx1"/>
+            </w14:solidFill>
+          </w14:textFill>
+        </w:rPr>
+      </w:pPr>
+      <w:r>
+        <w:rPr>
+          <w:rFonts w:hint="default" w:ascii="Times New Roman" w:hAnsi="Times New Roman"/>
+          <w:color w:val="000000" w:themeColor="text1"/>
+          <w:sz w:val="28"/>
+          <w:szCs w:val="28"/>
+          <w:lang w:val="en-US"/>
+          <w14:textFill>
+            <w14:solidFill>
+              <w14:schemeClr w14:val="tx1"/>
+            </w14:solidFill>
+          </w14:textFill>
+        </w:rPr>
+        <w:t xml:space="preserve">    public partial class MainWindow : Window</w:t>
+      </w:r>
+    </w:p>
+    <w:p>
+      <w:pPr>
+        <w:keepNext w:val="0"/>
+        <w:keepLines w:val="0"/>
+        <w:pageBreakBefore w:val="0"/>
+        <w:widowControl/>
+        <w:kinsoku/>
+        <w:wordWrap/>
+        <w:overflowPunct/>
+        <w:topLinePunct w:val="0"/>
+        <w:autoSpaceDE w:val="0"/>
+        <w:autoSpaceDN w:val="0"/>
+        <w:bidi w:val="0"/>
+        <w:adjustRightInd w:val="0"/>
+        <w:snapToGrid/>
+        <w:spacing w:after="0" w:line="240" w:lineRule="auto"/>
+        <w:ind w:firstLine="350" w:firstLineChars="125"/>
+        <w:textAlignment w:val="auto"/>
+        <w:rPr>
+          <w:rFonts w:hint="default" w:ascii="Times New Roman" w:hAnsi="Times New Roman"/>
+          <w:color w:val="000000" w:themeColor="text1"/>
+          <w:sz w:val="28"/>
+          <w:szCs w:val="28"/>
+          <w:lang w:val="en-US"/>
+          <w14:textFill>
+            <w14:solidFill>
+              <w14:schemeClr w14:val="tx1"/>
+            </w14:solidFill>
+          </w14:textFill>
+        </w:rPr>
+      </w:pPr>
+      <w:r>
+        <w:rPr>
+          <w:rFonts w:hint="default" w:ascii="Times New Roman" w:hAnsi="Times New Roman"/>
+          <w:color w:val="000000" w:themeColor="text1"/>
+          <w:sz w:val="28"/>
+          <w:szCs w:val="28"/>
+          <w:lang w:val="en-US"/>
+          <w14:textFill>
+            <w14:solidFill>
+              <w14:schemeClr w14:val="tx1"/>
+            </w14:solidFill>
+          </w14:textFill>
+        </w:rPr>
+        <w:t xml:space="preserve">    {</w:t>
+      </w:r>
+    </w:p>
+    <w:p>
+      <w:pPr>
+        <w:keepNext w:val="0"/>
+        <w:keepLines w:val="0"/>
+        <w:pageBreakBefore w:val="0"/>
+        <w:widowControl/>
+        <w:kinsoku/>
+        <w:wordWrap/>
+        <w:overflowPunct/>
+        <w:topLinePunct w:val="0"/>
+        <w:autoSpaceDE w:val="0"/>
+        <w:autoSpaceDN w:val="0"/>
+        <w:bidi w:val="0"/>
+        <w:adjustRightInd w:val="0"/>
+        <w:snapToGrid/>
+        <w:spacing w:after="0" w:line="240" w:lineRule="auto"/>
+        <w:ind w:firstLine="350" w:firstLineChars="125"/>
+        <w:textAlignment w:val="auto"/>
+        <w:rPr>
+          <w:rFonts w:hint="default" w:ascii="Times New Roman" w:hAnsi="Times New Roman"/>
+          <w:color w:val="000000" w:themeColor="text1"/>
+          <w:sz w:val="28"/>
+          <w:szCs w:val="28"/>
+          <w:lang w:val="en-US"/>
+          <w14:textFill>
+            <w14:solidFill>
+              <w14:schemeClr w14:val="tx1"/>
+            </w14:solidFill>
+          </w14:textFill>
+        </w:rPr>
+      </w:pPr>
+      <w:r>
+        <w:rPr>
+          <w:rFonts w:hint="default" w:ascii="Times New Roman" w:hAnsi="Times New Roman"/>
+          <w:color w:val="000000" w:themeColor="text1"/>
+          <w:sz w:val="28"/>
+          <w:szCs w:val="28"/>
+          <w:lang w:val="en-US"/>
+          <w14:textFill>
+            <w14:solidFill>
+              <w14:schemeClr w14:val="tx1"/>
+            </w14:solidFill>
+          </w14:textFill>
+        </w:rPr>
+        <w:t xml:space="preserve">        public MainWindow()</w:t>
+      </w:r>
+    </w:p>
+    <w:p>
+      <w:pPr>
+        <w:keepNext w:val="0"/>
+        <w:keepLines w:val="0"/>
+        <w:pageBreakBefore w:val="0"/>
+        <w:widowControl/>
+        <w:kinsoku/>
+        <w:wordWrap/>
+        <w:overflowPunct/>
+        <w:topLinePunct w:val="0"/>
+        <w:autoSpaceDE w:val="0"/>
+        <w:autoSpaceDN w:val="0"/>
+        <w:bidi w:val="0"/>
+        <w:adjustRightInd w:val="0"/>
+        <w:snapToGrid/>
+        <w:spacing w:after="0" w:line="240" w:lineRule="auto"/>
+        <w:ind w:firstLine="350" w:firstLineChars="125"/>
+        <w:textAlignment w:val="auto"/>
+        <w:rPr>
+          <w:rFonts w:hint="default" w:ascii="Times New Roman" w:hAnsi="Times New Roman"/>
+          <w:color w:val="000000" w:themeColor="text1"/>
+          <w:sz w:val="28"/>
+          <w:szCs w:val="28"/>
+          <w:lang w:val="en-US"/>
+          <w14:textFill>
+            <w14:solidFill>
+              <w14:schemeClr w14:val="tx1"/>
+            </w14:solidFill>
+          </w14:textFill>
+        </w:rPr>
+      </w:pPr>
+      <w:r>
+        <w:rPr>
+          <w:rFonts w:hint="default" w:ascii="Times New Roman" w:hAnsi="Times New Roman"/>
+          <w:color w:val="000000" w:themeColor="text1"/>
+          <w:sz w:val="28"/>
+          <w:szCs w:val="28"/>
+          <w:lang w:val="en-US"/>
+          <w14:textFill>
+            <w14:solidFill>
+              <w14:schemeClr w14:val="tx1"/>
+            </w14:solidFill>
+          </w14:textFill>
+        </w:rPr>
+        <w:t xml:space="preserve">        {</w:t>
+      </w:r>
+    </w:p>
+    <w:p>
+      <w:pPr>
+        <w:keepNext w:val="0"/>
+        <w:keepLines w:val="0"/>
+        <w:pageBreakBefore w:val="0"/>
+        <w:widowControl/>
+        <w:kinsoku/>
+        <w:wordWrap/>
+        <w:overflowPunct/>
+        <w:topLinePunct w:val="0"/>
+        <w:autoSpaceDE w:val="0"/>
+        <w:autoSpaceDN w:val="0"/>
+        <w:bidi w:val="0"/>
+        <w:adjustRightInd w:val="0"/>
+        <w:snapToGrid/>
+        <w:spacing w:after="0" w:line="240" w:lineRule="auto"/>
+        <w:ind w:firstLine="350" w:firstLineChars="125"/>
+        <w:textAlignment w:val="auto"/>
+        <w:rPr>
+          <w:rFonts w:hint="default" w:ascii="Times New Roman" w:hAnsi="Times New Roman"/>
+          <w:color w:val="000000" w:themeColor="text1"/>
+          <w:sz w:val="28"/>
+          <w:szCs w:val="28"/>
+          <w:lang w:val="en-US"/>
+          <w14:textFill>
+            <w14:solidFill>
+              <w14:schemeClr w14:val="tx1"/>
+            </w14:solidFill>
+          </w14:textFill>
+        </w:rPr>
+      </w:pPr>
+      <w:r>
+        <w:rPr>
+          <w:rFonts w:hint="default" w:ascii="Times New Roman" w:hAnsi="Times New Roman"/>
+          <w:color w:val="000000" w:themeColor="text1"/>
+          <w:sz w:val="28"/>
+          <w:szCs w:val="28"/>
+          <w:lang w:val="en-US"/>
+          <w14:textFill>
+            <w14:solidFill>
+              <w14:schemeClr w14:val="tx1"/>
+            </w14:solidFill>
+          </w14:textFill>
+        </w:rPr>
+        <w:t xml:space="preserve">            InitializeComponent();</w:t>
+      </w:r>
+    </w:p>
+    <w:p>
+      <w:pPr>
+        <w:keepNext w:val="0"/>
+        <w:keepLines w:val="0"/>
+        <w:pageBreakBefore w:val="0"/>
+        <w:widowControl/>
+        <w:kinsoku/>
+        <w:wordWrap/>
+        <w:overflowPunct/>
+        <w:topLinePunct w:val="0"/>
+        <w:autoSpaceDE w:val="0"/>
+        <w:autoSpaceDN w:val="0"/>
+        <w:bidi w:val="0"/>
+        <w:adjustRightInd w:val="0"/>
+        <w:snapToGrid/>
+        <w:spacing w:after="0" w:line="240" w:lineRule="auto"/>
+        <w:ind w:firstLine="350" w:firstLineChars="125"/>
+        <w:textAlignment w:val="auto"/>
+        <w:rPr>
+          <w:rFonts w:hint="default" w:ascii="Times New Roman" w:hAnsi="Times New Roman"/>
+          <w:color w:val="000000" w:themeColor="text1"/>
+          <w:sz w:val="28"/>
+          <w:szCs w:val="28"/>
+          <w:lang w:val="en-US"/>
+          <w14:textFill>
+            <w14:solidFill>
+              <w14:schemeClr w14:val="tx1"/>
+            </w14:solidFill>
+          </w14:textFill>
+        </w:rPr>
+      </w:pPr>
+      <w:r>
+        <w:rPr>
+          <w:rFonts w:hint="default" w:ascii="Times New Roman" w:hAnsi="Times New Roman"/>
+          <w:color w:val="000000" w:themeColor="text1"/>
+          <w:sz w:val="28"/>
+          <w:szCs w:val="28"/>
+          <w:lang w:val="en-US"/>
+          <w14:textFill>
+            <w14:solidFill>
+              <w14:schemeClr w14:val="tx1"/>
+            </w14:solidFill>
+          </w14:textFill>
+        </w:rPr>
+        <w:t xml:space="preserve">            DataContext = new MainViewModel();</w:t>
+      </w:r>
+    </w:p>
+    <w:p>
+      <w:pPr>
+        <w:keepNext w:val="0"/>
+        <w:keepLines w:val="0"/>
+        <w:pageBreakBefore w:val="0"/>
+        <w:widowControl/>
+        <w:kinsoku/>
+        <w:wordWrap/>
+        <w:overflowPunct/>
+        <w:topLinePunct w:val="0"/>
+        <w:autoSpaceDE w:val="0"/>
+        <w:autoSpaceDN w:val="0"/>
+        <w:bidi w:val="0"/>
+        <w:adjustRightInd w:val="0"/>
+        <w:snapToGrid/>
+        <w:spacing w:after="0" w:line="240" w:lineRule="auto"/>
+        <w:ind w:firstLine="350" w:firstLineChars="125"/>
+        <w:textAlignment w:val="auto"/>
+        <w:rPr>
+          <w:rFonts w:hint="default" w:ascii="Times New Roman" w:hAnsi="Times New Roman"/>
+          <w:color w:val="000000" w:themeColor="text1"/>
+          <w:sz w:val="28"/>
+          <w:szCs w:val="28"/>
+          <w:lang w:val="en-US"/>
+          <w14:textFill>
+            <w14:solidFill>
+              <w14:schemeClr w14:val="tx1"/>
+            </w14:solidFill>
+          </w14:textFill>
+        </w:rPr>
+      </w:pPr>
+      <w:r>
+        <w:rPr>
+          <w:rFonts w:hint="default" w:ascii="Times New Roman" w:hAnsi="Times New Roman"/>
+          <w:color w:val="000000" w:themeColor="text1"/>
+          <w:sz w:val="28"/>
+          <w:szCs w:val="28"/>
+          <w:lang w:val="en-US"/>
+          <w14:textFill>
+            <w14:solidFill>
+              <w14:schemeClr w14:val="tx1"/>
+            </w14:solidFill>
+          </w14:textFill>
+        </w:rPr>
+        <w:t xml:space="preserve">        }</w:t>
+      </w:r>
+    </w:p>
+    <w:p>
+      <w:pPr>
+        <w:keepNext w:val="0"/>
+        <w:keepLines w:val="0"/>
+        <w:pageBreakBefore w:val="0"/>
+        <w:widowControl/>
+        <w:kinsoku/>
+        <w:wordWrap/>
+        <w:overflowPunct/>
+        <w:topLinePunct w:val="0"/>
+        <w:autoSpaceDE w:val="0"/>
+        <w:autoSpaceDN w:val="0"/>
+        <w:bidi w:val="0"/>
+        <w:adjustRightInd w:val="0"/>
+        <w:snapToGrid/>
+        <w:spacing w:after="0" w:line="240" w:lineRule="auto"/>
+        <w:ind w:firstLine="350" w:firstLineChars="125"/>
+        <w:textAlignment w:val="auto"/>
+        <w:rPr>
+          <w:rFonts w:hint="default" w:ascii="Times New Roman" w:hAnsi="Times New Roman"/>
+          <w:color w:val="000000" w:themeColor="text1"/>
+          <w:sz w:val="28"/>
+          <w:szCs w:val="28"/>
+          <w:lang w:val="en-US"/>
+          <w14:textFill>
+            <w14:solidFill>
+              <w14:schemeClr w14:val="tx1"/>
+            </w14:solidFill>
+          </w14:textFill>
+        </w:rPr>
+      </w:pPr>
+    </w:p>
+    <w:p>
+      <w:pPr>
+        <w:keepNext w:val="0"/>
+        <w:keepLines w:val="0"/>
+        <w:pageBreakBefore w:val="0"/>
+        <w:widowControl/>
+        <w:kinsoku/>
+        <w:wordWrap/>
+        <w:overflowPunct/>
+        <w:topLinePunct w:val="0"/>
+        <w:autoSpaceDE w:val="0"/>
+        <w:autoSpaceDN w:val="0"/>
+        <w:bidi w:val="0"/>
+        <w:adjustRightInd w:val="0"/>
+        <w:snapToGrid/>
+        <w:spacing w:after="0" w:line="240" w:lineRule="auto"/>
+        <w:ind w:firstLine="350" w:firstLineChars="125"/>
+        <w:textAlignment w:val="auto"/>
+        <w:rPr>
+          <w:rFonts w:hint="default" w:ascii="Times New Roman" w:hAnsi="Times New Roman"/>
+          <w:color w:val="000000" w:themeColor="text1"/>
+          <w:sz w:val="28"/>
+          <w:szCs w:val="28"/>
+          <w:lang w:val="en-US"/>
+          <w14:textFill>
+            <w14:solidFill>
+              <w14:schemeClr w14:val="tx1"/>
+            </w14:solidFill>
+          </w14:textFill>
+        </w:rPr>
+      </w:pPr>
+      <w:r>
+        <w:rPr>
+          <w:rFonts w:hint="default" w:ascii="Times New Roman" w:hAnsi="Times New Roman"/>
+          <w:color w:val="000000" w:themeColor="text1"/>
+          <w:sz w:val="28"/>
+          <w:szCs w:val="28"/>
+          <w:lang w:val="en-US"/>
+          <w14:textFill>
+            <w14:solidFill>
+              <w14:schemeClr w14:val="tx1"/>
+            </w14:solidFill>
+          </w14:textFill>
+        </w:rPr>
+        <w:t xml:space="preserve">        private async void DataGrid_CellEditEnding(object sender, DataGridCellEditEndingEventArgs e)</w:t>
+      </w:r>
+    </w:p>
+    <w:p>
+      <w:pPr>
+        <w:keepNext w:val="0"/>
+        <w:keepLines w:val="0"/>
+        <w:pageBreakBefore w:val="0"/>
+        <w:widowControl/>
+        <w:kinsoku/>
+        <w:wordWrap/>
+        <w:overflowPunct/>
+        <w:topLinePunct w:val="0"/>
+        <w:autoSpaceDE w:val="0"/>
+        <w:autoSpaceDN w:val="0"/>
+        <w:bidi w:val="0"/>
+        <w:adjustRightInd w:val="0"/>
+        <w:snapToGrid/>
+        <w:spacing w:after="0" w:line="240" w:lineRule="auto"/>
+        <w:ind w:firstLine="350" w:firstLineChars="125"/>
+        <w:textAlignment w:val="auto"/>
+        <w:rPr>
+          <w:rFonts w:hint="default" w:ascii="Times New Roman" w:hAnsi="Times New Roman"/>
+          <w:color w:val="000000" w:themeColor="text1"/>
+          <w:sz w:val="28"/>
+          <w:szCs w:val="28"/>
+          <w:lang w:val="en-US"/>
+          <w14:textFill>
+            <w14:solidFill>
+              <w14:schemeClr w14:val="tx1"/>
+            </w14:solidFill>
+          </w14:textFill>
+        </w:rPr>
+      </w:pPr>
+      <w:r>
+        <w:rPr>
+          <w:rFonts w:hint="default" w:ascii="Times New Roman" w:hAnsi="Times New Roman"/>
+          <w:color w:val="000000" w:themeColor="text1"/>
+          <w:sz w:val="28"/>
+          <w:szCs w:val="28"/>
+          <w:lang w:val="en-US"/>
+          <w14:textFill>
+            <w14:solidFill>
+              <w14:schemeClr w14:val="tx1"/>
+            </w14:solidFill>
+          </w14:textFill>
+        </w:rPr>
+        <w:t xml:space="preserve">        {</w:t>
+      </w:r>
+    </w:p>
+    <w:p>
+      <w:pPr>
+        <w:keepNext w:val="0"/>
+        <w:keepLines w:val="0"/>
+        <w:pageBreakBefore w:val="0"/>
+        <w:widowControl/>
+        <w:kinsoku/>
+        <w:wordWrap/>
+        <w:overflowPunct/>
+        <w:topLinePunct w:val="0"/>
+        <w:autoSpaceDE w:val="0"/>
+        <w:autoSpaceDN w:val="0"/>
+        <w:bidi w:val="0"/>
+        <w:adjustRightInd w:val="0"/>
+        <w:snapToGrid/>
+        <w:spacing w:after="0" w:line="240" w:lineRule="auto"/>
+        <w:ind w:firstLine="350" w:firstLineChars="125"/>
+        <w:textAlignment w:val="auto"/>
+        <w:rPr>
+          <w:rFonts w:hint="default" w:ascii="Times New Roman" w:hAnsi="Times New Roman"/>
+          <w:color w:val="000000" w:themeColor="text1"/>
+          <w:sz w:val="28"/>
+          <w:szCs w:val="28"/>
+          <w:lang w:val="en-US"/>
+          <w14:textFill>
+            <w14:solidFill>
+              <w14:schemeClr w14:val="tx1"/>
+            </w14:solidFill>
+          </w14:textFill>
+        </w:rPr>
+      </w:pPr>
+      <w:r>
+        <w:rPr>
+          <w:rFonts w:hint="default" w:ascii="Times New Roman" w:hAnsi="Times New Roman"/>
+          <w:color w:val="000000" w:themeColor="text1"/>
+          <w:sz w:val="28"/>
+          <w:szCs w:val="28"/>
+          <w:lang w:val="en-US"/>
+          <w14:textFill>
+            <w14:solidFill>
+              <w14:schemeClr w14:val="tx1"/>
+            </w14:solidFill>
+          </w14:textFill>
+        </w:rPr>
+        <w:t xml:space="preserve">            if (DataContext is MainViewModel vm)</w:t>
+      </w:r>
+    </w:p>
+    <w:p>
+      <w:pPr>
+        <w:keepNext w:val="0"/>
+        <w:keepLines w:val="0"/>
+        <w:pageBreakBefore w:val="0"/>
+        <w:widowControl/>
+        <w:kinsoku/>
+        <w:wordWrap/>
+        <w:overflowPunct/>
+        <w:topLinePunct w:val="0"/>
+        <w:autoSpaceDE w:val="0"/>
+        <w:autoSpaceDN w:val="0"/>
+        <w:bidi w:val="0"/>
+        <w:adjustRightInd w:val="0"/>
+        <w:snapToGrid/>
+        <w:spacing w:after="0" w:line="240" w:lineRule="auto"/>
+        <w:ind w:firstLine="350" w:firstLineChars="125"/>
+        <w:textAlignment w:val="auto"/>
+        <w:rPr>
+          <w:rFonts w:hint="default" w:ascii="Times New Roman" w:hAnsi="Times New Roman"/>
+          <w:color w:val="000000" w:themeColor="text1"/>
+          <w:sz w:val="28"/>
+          <w:szCs w:val="28"/>
+          <w:lang w:val="en-US"/>
+          <w14:textFill>
+            <w14:solidFill>
+              <w14:schemeClr w14:val="tx1"/>
+            </w14:solidFill>
+          </w14:textFill>
+        </w:rPr>
+      </w:pPr>
+      <w:r>
+        <w:rPr>
+          <w:rFonts w:hint="default" w:ascii="Times New Roman" w:hAnsi="Times New Roman"/>
+          <w:color w:val="000000" w:themeColor="text1"/>
+          <w:sz w:val="28"/>
+          <w:szCs w:val="28"/>
+          <w:lang w:val="en-US"/>
+          <w14:textFill>
+            <w14:solidFill>
+              <w14:schemeClr w14:val="tx1"/>
+            </w14:solidFill>
+          </w14:textFill>
+        </w:rPr>
+        <w:t xml:space="preserve">            {</w:t>
+      </w:r>
+    </w:p>
+    <w:p>
+      <w:pPr>
+        <w:keepNext w:val="0"/>
+        <w:keepLines w:val="0"/>
+        <w:pageBreakBefore w:val="0"/>
+        <w:widowControl/>
+        <w:kinsoku/>
+        <w:wordWrap/>
+        <w:overflowPunct/>
+        <w:topLinePunct w:val="0"/>
+        <w:autoSpaceDE w:val="0"/>
+        <w:autoSpaceDN w:val="0"/>
+        <w:bidi w:val="0"/>
+        <w:adjustRightInd w:val="0"/>
+        <w:snapToGrid/>
+        <w:spacing w:after="0" w:line="240" w:lineRule="auto"/>
+        <w:ind w:firstLine="350" w:firstLineChars="125"/>
+        <w:textAlignment w:val="auto"/>
+        <w:rPr>
+          <w:rFonts w:hint="default" w:ascii="Times New Roman" w:hAnsi="Times New Roman"/>
+          <w:color w:val="000000" w:themeColor="text1"/>
+          <w:sz w:val="28"/>
+          <w:szCs w:val="28"/>
+          <w:lang w:val="en-US"/>
+          <w14:textFill>
+            <w14:solidFill>
+              <w14:schemeClr w14:val="tx1"/>
+            </w14:solidFill>
+          </w14:textFill>
+        </w:rPr>
+      </w:pPr>
+      <w:r>
+        <w:rPr>
+          <w:rFonts w:hint="default" w:ascii="Times New Roman" w:hAnsi="Times New Roman"/>
+          <w:color w:val="000000" w:themeColor="text1"/>
+          <w:sz w:val="28"/>
+          <w:szCs w:val="28"/>
+          <w:lang w:val="en-US"/>
+          <w14:textFill>
+            <w14:solidFill>
+              <w14:schemeClr w14:val="tx1"/>
+            </w14:solidFill>
+          </w14:textFill>
+        </w:rPr>
+        <w:t xml:space="preserve">                // Небольшая задержка, чтобы изменения успели зафиксироваться в Binding</w:t>
+      </w:r>
+    </w:p>
+    <w:p>
+      <w:pPr>
+        <w:keepNext w:val="0"/>
+        <w:keepLines w:val="0"/>
+        <w:pageBreakBefore w:val="0"/>
+        <w:widowControl/>
+        <w:kinsoku/>
+        <w:wordWrap/>
+        <w:overflowPunct/>
+        <w:topLinePunct w:val="0"/>
+        <w:autoSpaceDE w:val="0"/>
+        <w:autoSpaceDN w:val="0"/>
+        <w:bidi w:val="0"/>
+        <w:adjustRightInd w:val="0"/>
+        <w:snapToGrid/>
+        <w:spacing w:after="0" w:line="240" w:lineRule="auto"/>
+        <w:ind w:firstLine="350" w:firstLineChars="125"/>
+        <w:textAlignment w:val="auto"/>
+        <w:rPr>
+          <w:rFonts w:hint="default" w:ascii="Times New Roman" w:hAnsi="Times New Roman"/>
+          <w:color w:val="000000" w:themeColor="text1"/>
+          <w:sz w:val="28"/>
+          <w:szCs w:val="28"/>
+          <w:lang w:val="en-US"/>
+          <w14:textFill>
+            <w14:solidFill>
+              <w14:schemeClr w14:val="tx1"/>
+            </w14:solidFill>
+          </w14:textFill>
+        </w:rPr>
+      </w:pPr>
+      <w:r>
+        <w:rPr>
+          <w:rFonts w:hint="default" w:ascii="Times New Roman" w:hAnsi="Times New Roman"/>
+          <w:color w:val="000000" w:themeColor="text1"/>
+          <w:sz w:val="28"/>
+          <w:szCs w:val="28"/>
+          <w:lang w:val="en-US"/>
+          <w14:textFill>
+            <w14:solidFill>
+              <w14:schemeClr w14:val="tx1"/>
+            </w14:solidFill>
+          </w14:textFill>
+        </w:rPr>
+        <w:t xml:space="preserve">                await Task.Delay(100);</w:t>
+      </w:r>
+    </w:p>
+    <w:p>
+      <w:pPr>
+        <w:keepNext w:val="0"/>
+        <w:keepLines w:val="0"/>
+        <w:pageBreakBefore w:val="0"/>
+        <w:widowControl/>
+        <w:kinsoku/>
+        <w:wordWrap/>
+        <w:overflowPunct/>
+        <w:topLinePunct w:val="0"/>
+        <w:autoSpaceDE w:val="0"/>
+        <w:autoSpaceDN w:val="0"/>
+        <w:bidi w:val="0"/>
+        <w:adjustRightInd w:val="0"/>
+        <w:snapToGrid/>
+        <w:spacing w:after="0" w:line="240" w:lineRule="auto"/>
+        <w:ind w:firstLine="350" w:firstLineChars="125"/>
+        <w:textAlignment w:val="auto"/>
+        <w:rPr>
+          <w:rFonts w:hint="default" w:ascii="Times New Roman" w:hAnsi="Times New Roman"/>
+          <w:color w:val="000000" w:themeColor="text1"/>
+          <w:sz w:val="28"/>
+          <w:szCs w:val="28"/>
+          <w:lang w:val="en-US"/>
+          <w14:textFill>
+            <w14:solidFill>
+              <w14:schemeClr w14:val="tx1"/>
+            </w14:solidFill>
+          </w14:textFill>
+        </w:rPr>
+      </w:pPr>
+      <w:r>
+        <w:rPr>
+          <w:rFonts w:hint="default" w:ascii="Times New Roman" w:hAnsi="Times New Roman"/>
+          <w:color w:val="000000" w:themeColor="text1"/>
+          <w:sz w:val="28"/>
+          <w:szCs w:val="28"/>
+          <w:lang w:val="en-US"/>
+          <w14:textFill>
+            <w14:solidFill>
+              <w14:schemeClr w14:val="tx1"/>
+            </w14:solidFill>
+          </w14:textFill>
+        </w:rPr>
+        <w:t xml:space="preserve">                </w:t>
+      </w:r>
+    </w:p>
+    <w:p>
+      <w:pPr>
+        <w:keepNext w:val="0"/>
+        <w:keepLines w:val="0"/>
+        <w:pageBreakBefore w:val="0"/>
+        <w:widowControl/>
+        <w:kinsoku/>
+        <w:wordWrap/>
+        <w:overflowPunct/>
+        <w:topLinePunct w:val="0"/>
+        <w:autoSpaceDE w:val="0"/>
+        <w:autoSpaceDN w:val="0"/>
+        <w:bidi w:val="0"/>
+        <w:adjustRightInd w:val="0"/>
+        <w:snapToGrid/>
+        <w:spacing w:after="0" w:line="240" w:lineRule="auto"/>
+        <w:ind w:firstLine="350" w:firstLineChars="125"/>
+        <w:textAlignment w:val="auto"/>
+        <w:rPr>
+          <w:rFonts w:hint="default" w:ascii="Times New Roman" w:hAnsi="Times New Roman"/>
+          <w:color w:val="000000" w:themeColor="text1"/>
+          <w:sz w:val="28"/>
+          <w:szCs w:val="28"/>
+          <w:lang w:val="en-US"/>
+          <w14:textFill>
+            <w14:solidFill>
+              <w14:schemeClr w14:val="tx1"/>
+            </w14:solidFill>
+          </w14:textFill>
+        </w:rPr>
+      </w:pPr>
+      <w:r>
+        <w:rPr>
+          <w:rFonts w:hint="default" w:ascii="Times New Roman" w:hAnsi="Times New Roman"/>
+          <w:color w:val="000000" w:themeColor="text1"/>
+          <w:sz w:val="28"/>
+          <w:szCs w:val="28"/>
+          <w:lang w:val="en-US"/>
+          <w14:textFill>
+            <w14:solidFill>
+              <w14:schemeClr w14:val="tx1"/>
+            </w14:solidFill>
+          </w14:textFill>
+        </w:rPr>
+        <w:t xml:space="preserve">                // Вызов команды сохранения из ViewModel</w:t>
+      </w:r>
+    </w:p>
+    <w:p>
+      <w:pPr>
+        <w:keepNext w:val="0"/>
+        <w:keepLines w:val="0"/>
+        <w:pageBreakBefore w:val="0"/>
+        <w:widowControl/>
+        <w:kinsoku/>
+        <w:wordWrap/>
+        <w:overflowPunct/>
+        <w:topLinePunct w:val="0"/>
+        <w:autoSpaceDE w:val="0"/>
+        <w:autoSpaceDN w:val="0"/>
+        <w:bidi w:val="0"/>
+        <w:adjustRightInd w:val="0"/>
+        <w:snapToGrid/>
+        <w:spacing w:after="0" w:line="240" w:lineRule="auto"/>
+        <w:ind w:firstLine="350" w:firstLineChars="125"/>
+        <w:textAlignment w:val="auto"/>
+        <w:rPr>
+          <w:rFonts w:hint="default" w:ascii="Times New Roman" w:hAnsi="Times New Roman"/>
+          <w:color w:val="000000" w:themeColor="text1"/>
+          <w:sz w:val="28"/>
+          <w:szCs w:val="28"/>
+          <w:lang w:val="en-US"/>
+          <w14:textFill>
+            <w14:solidFill>
+              <w14:schemeClr w14:val="tx1"/>
+            </w14:solidFill>
+          </w14:textFill>
+        </w:rPr>
+      </w:pPr>
+      <w:r>
+        <w:rPr>
+          <w:rFonts w:hint="default" w:ascii="Times New Roman" w:hAnsi="Times New Roman"/>
+          <w:color w:val="000000" w:themeColor="text1"/>
+          <w:sz w:val="28"/>
+          <w:szCs w:val="28"/>
+          <w:lang w:val="en-US"/>
+          <w14:textFill>
+            <w14:solidFill>
+              <w14:schemeClr w14:val="tx1"/>
+            </w14:solidFill>
+          </w14:textFill>
+        </w:rPr>
+        <w:t xml:space="preserve">                await vm.SaveChangesCommand.ExecuteAsync(null);</w:t>
+      </w:r>
+    </w:p>
+    <w:p>
+      <w:pPr>
+        <w:keepNext w:val="0"/>
+        <w:keepLines w:val="0"/>
+        <w:pageBreakBefore w:val="0"/>
+        <w:widowControl/>
+        <w:kinsoku/>
+        <w:wordWrap/>
+        <w:overflowPunct/>
+        <w:topLinePunct w:val="0"/>
+        <w:autoSpaceDE w:val="0"/>
+        <w:autoSpaceDN w:val="0"/>
+        <w:bidi w:val="0"/>
+        <w:adjustRightInd w:val="0"/>
+        <w:snapToGrid/>
+        <w:spacing w:after="0" w:line="240" w:lineRule="auto"/>
+        <w:ind w:firstLine="350" w:firstLineChars="125"/>
+        <w:textAlignment w:val="auto"/>
+        <w:rPr>
+          <w:rFonts w:hint="default" w:ascii="Times New Roman" w:hAnsi="Times New Roman"/>
+          <w:color w:val="000000" w:themeColor="text1"/>
+          <w:sz w:val="28"/>
+          <w:szCs w:val="28"/>
+          <w:lang w:val="en-US"/>
+          <w14:textFill>
+            <w14:solidFill>
+              <w14:schemeClr w14:val="tx1"/>
+            </w14:solidFill>
+          </w14:textFill>
+        </w:rPr>
+      </w:pPr>
+    </w:p>
+    <w:p>
+      <w:pPr>
+        <w:keepNext w:val="0"/>
+        <w:keepLines w:val="0"/>
+        <w:pageBreakBefore w:val="0"/>
+        <w:widowControl/>
+        <w:kinsoku/>
+        <w:wordWrap/>
+        <w:overflowPunct/>
+        <w:topLinePunct w:val="0"/>
+        <w:autoSpaceDE w:val="0"/>
+        <w:autoSpaceDN w:val="0"/>
+        <w:bidi w:val="0"/>
+        <w:adjustRightInd w:val="0"/>
+        <w:snapToGrid/>
+        <w:spacing w:after="0" w:line="240" w:lineRule="auto"/>
+        <w:ind w:firstLine="350" w:firstLineChars="125"/>
+        <w:textAlignment w:val="auto"/>
+        <w:rPr>
+          <w:rFonts w:hint="default" w:ascii="Times New Roman" w:hAnsi="Times New Roman"/>
+          <w:color w:val="000000" w:themeColor="text1"/>
+          <w:sz w:val="28"/>
+          <w:szCs w:val="28"/>
+          <w:lang w:val="en-US"/>
+          <w14:textFill>
+            <w14:solidFill>
+              <w14:schemeClr w14:val="tx1"/>
+            </w14:solidFill>
+          </w14:textFill>
+        </w:rPr>
+      </w:pPr>
+    </w:p>
+    <w:p>
+      <w:pPr>
+        <w:keepNext w:val="0"/>
+        <w:keepLines w:val="0"/>
+        <w:pageBreakBefore w:val="0"/>
+        <w:widowControl/>
+        <w:kinsoku/>
+        <w:wordWrap/>
+        <w:overflowPunct/>
+        <w:topLinePunct w:val="0"/>
+        <w:autoSpaceDE w:val="0"/>
+        <w:autoSpaceDN w:val="0"/>
+        <w:bidi w:val="0"/>
+        <w:adjustRightInd w:val="0"/>
+        <w:snapToGrid/>
+        <w:spacing w:after="0" w:line="240" w:lineRule="auto"/>
+        <w:ind w:firstLine="350" w:firstLineChars="125"/>
+        <w:textAlignment w:val="auto"/>
+        <w:rPr>
+          <w:rFonts w:hint="default" w:ascii="Times New Roman" w:hAnsi="Times New Roman"/>
+          <w:color w:val="000000" w:themeColor="text1"/>
+          <w:sz w:val="28"/>
+          <w:szCs w:val="28"/>
+          <w:lang w:val="en-US"/>
+          <w14:textFill>
+            <w14:solidFill>
+              <w14:schemeClr w14:val="tx1"/>
+            </w14:solidFill>
+          </w14:textFill>
+        </w:rPr>
+      </w:pPr>
+    </w:p>
+    <w:p>
+      <w:pPr>
+        <w:keepNext w:val="0"/>
+        <w:keepLines w:val="0"/>
+        <w:pageBreakBefore w:val="0"/>
+        <w:widowControl/>
+        <w:kinsoku/>
+        <w:wordWrap/>
+        <w:overflowPunct/>
+        <w:topLinePunct w:val="0"/>
+        <w:autoSpaceDE w:val="0"/>
+        <w:autoSpaceDN w:val="0"/>
+        <w:bidi w:val="0"/>
+        <w:adjustRightInd w:val="0"/>
+        <w:snapToGrid/>
+        <w:spacing w:after="0" w:line="240" w:lineRule="auto"/>
+        <w:ind w:firstLine="350" w:firstLineChars="125"/>
+        <w:textAlignment w:val="auto"/>
+        <w:rPr>
+          <w:rFonts w:hint="default" w:ascii="Times New Roman" w:hAnsi="Times New Roman"/>
+          <w:color w:val="000000" w:themeColor="text1"/>
+          <w:sz w:val="28"/>
+          <w:szCs w:val="28"/>
+          <w:lang w:val="en-US"/>
+          <w14:textFill>
+            <w14:solidFill>
+              <w14:schemeClr w14:val="tx1"/>
+            </w14:solidFill>
+          </w14:textFill>
+        </w:rPr>
+      </w:pPr>
+    </w:p>
+    <w:p>
+      <w:pPr>
+        <w:keepNext w:val="0"/>
+        <w:keepLines w:val="0"/>
+        <w:pageBreakBefore w:val="0"/>
+        <w:widowControl/>
+        <w:kinsoku/>
+        <w:wordWrap/>
+        <w:overflowPunct/>
+        <w:topLinePunct w:val="0"/>
+        <w:autoSpaceDE w:val="0"/>
+        <w:autoSpaceDN w:val="0"/>
+        <w:bidi w:val="0"/>
+        <w:adjustRightInd w:val="0"/>
+        <w:snapToGrid/>
+        <w:spacing w:after="0" w:line="240" w:lineRule="auto"/>
+        <w:ind w:firstLine="350" w:firstLineChars="125"/>
+        <w:textAlignment w:val="auto"/>
+        <w:rPr>
+          <w:rFonts w:hint="default" w:ascii="Times New Roman" w:hAnsi="Times New Roman"/>
+          <w:color w:val="000000" w:themeColor="text1"/>
+          <w:sz w:val="28"/>
+          <w:szCs w:val="28"/>
+          <w:lang w:val="en-US"/>
+          <w14:textFill>
+            <w14:solidFill>
+              <w14:schemeClr w14:val="tx1"/>
+            </w14:solidFill>
+          </w14:textFill>
+        </w:rPr>
+      </w:pPr>
+      <w:r>
+        <w:rPr>
+          <w:rFonts w:hint="default" w:ascii="Times New Roman" w:hAnsi="Times New Roman"/>
+          <w:color w:val="000000" w:themeColor="text1"/>
+          <w:sz w:val="28"/>
+          <w:szCs w:val="28"/>
+          <w:lang w:val="en-US"/>
+          <w14:textFill>
+            <w14:solidFill>
+              <w14:schemeClr w14:val="tx1"/>
+            </w14:solidFill>
+          </w14:textFill>
+        </w:rPr>
+        <w:t xml:space="preserve">            }</w:t>
+      </w:r>
+    </w:p>
+    <w:p>
+      <w:pPr>
+        <w:keepNext w:val="0"/>
+        <w:keepLines w:val="0"/>
+        <w:pageBreakBefore w:val="0"/>
+        <w:widowControl/>
+        <w:kinsoku/>
+        <w:wordWrap/>
+        <w:overflowPunct/>
+        <w:topLinePunct w:val="0"/>
+        <w:autoSpaceDE w:val="0"/>
+        <w:autoSpaceDN w:val="0"/>
+        <w:bidi w:val="0"/>
+        <w:adjustRightInd w:val="0"/>
+        <w:snapToGrid/>
+        <w:spacing w:after="0" w:line="240" w:lineRule="auto"/>
+        <w:ind w:firstLine="350" w:firstLineChars="125"/>
+        <w:textAlignment w:val="auto"/>
+        <w:rPr>
+          <w:rFonts w:hint="default" w:ascii="Times New Roman" w:hAnsi="Times New Roman"/>
+          <w:color w:val="000000" w:themeColor="text1"/>
+          <w:sz w:val="28"/>
+          <w:szCs w:val="28"/>
+          <w:lang w:val="en-US"/>
+          <w14:textFill>
+            <w14:solidFill>
+              <w14:schemeClr w14:val="tx1"/>
+            </w14:solidFill>
+          </w14:textFill>
+        </w:rPr>
+      </w:pPr>
+      <w:r>
+        <w:rPr>
+          <w:rFonts w:hint="default" w:ascii="Times New Roman" w:hAnsi="Times New Roman"/>
+          <w:color w:val="000000" w:themeColor="text1"/>
+          <w:sz w:val="28"/>
+          <w:szCs w:val="28"/>
+          <w:lang w:val="en-US"/>
+          <w14:textFill>
+            <w14:solidFill>
+              <w14:schemeClr w14:val="tx1"/>
+            </w14:solidFill>
+          </w14:textFill>
+        </w:rPr>
+        <w:t xml:space="preserve">        }</w:t>
+      </w:r>
+    </w:p>
+    <w:p>
+      <w:pPr>
+        <w:keepNext w:val="0"/>
+        <w:keepLines w:val="0"/>
+        <w:pageBreakBefore w:val="0"/>
+        <w:widowControl/>
+        <w:kinsoku/>
+        <w:wordWrap/>
+        <w:overflowPunct/>
+        <w:topLinePunct w:val="0"/>
+        <w:autoSpaceDE w:val="0"/>
+        <w:autoSpaceDN w:val="0"/>
+        <w:bidi w:val="0"/>
+        <w:adjustRightInd w:val="0"/>
+        <w:snapToGrid/>
+        <w:spacing w:after="0" w:line="240" w:lineRule="auto"/>
+        <w:ind w:firstLine="350" w:firstLineChars="125"/>
+        <w:textAlignment w:val="auto"/>
+        <w:rPr>
+          <w:rFonts w:hint="default" w:ascii="Times New Roman" w:hAnsi="Times New Roman"/>
+          <w:color w:val="000000" w:themeColor="text1"/>
+          <w:sz w:val="28"/>
+          <w:szCs w:val="28"/>
+          <w:lang w:val="en-US"/>
+          <w14:textFill>
+            <w14:solidFill>
+              <w14:schemeClr w14:val="tx1"/>
+            </w14:solidFill>
+          </w14:textFill>
+        </w:rPr>
+      </w:pPr>
+      <w:r>
+        <w:rPr>
+          <w:rFonts w:hint="default" w:ascii="Times New Roman" w:hAnsi="Times New Roman"/>
+          <w:color w:val="000000" w:themeColor="text1"/>
+          <w:sz w:val="28"/>
+          <w:szCs w:val="28"/>
+          <w:lang w:val="en-US"/>
+          <w14:textFill>
+            <w14:solidFill>
+              <w14:schemeClr w14:val="tx1"/>
+            </w14:solidFill>
+          </w14:textFill>
+        </w:rPr>
+        <w:t xml:space="preserve">    }</w:t>
+      </w:r>
+    </w:p>
+    <w:p>
+      <w:pPr>
+        <w:keepNext w:val="0"/>
+        <w:keepLines w:val="0"/>
+        <w:pageBreakBefore w:val="0"/>
+        <w:widowControl/>
+        <w:kinsoku/>
+        <w:wordWrap/>
+        <w:overflowPunct/>
+        <w:topLinePunct w:val="0"/>
+        <w:autoSpaceDE w:val="0"/>
+        <w:autoSpaceDN w:val="0"/>
+        <w:bidi w:val="0"/>
+        <w:adjustRightInd w:val="0"/>
+        <w:snapToGrid/>
+        <w:spacing w:after="0" w:line="240" w:lineRule="auto"/>
+        <w:ind w:firstLine="350" w:firstLineChars="125"/>
+        <w:textAlignment w:val="auto"/>
+        <w:rPr>
+          <w:rFonts w:ascii="Menlo" w:hAnsi="Menlo" w:cs="Menlo"/>
+          <w:color w:val="262626"/>
           <w:sz w:val="28"/>
           <w:szCs w:val="28"/>
         </w:rPr>
@@ -190,786 +1567,36 @@
       <w:r>
         <w:rPr>
           <w:rFonts w:hint="default" w:ascii="Times New Roman" w:hAnsi="Times New Roman"/>
+          <w:color w:val="000000" w:themeColor="text1"/>
           <w:sz w:val="28"/>
           <w:szCs w:val="28"/>
+          <w:lang w:val="en-US"/>
+          <w14:textFill>
+            <w14:solidFill>
+              <w14:schemeClr w14:val="tx1"/>
+            </w14:solidFill>
+          </w14:textFill>
         </w:rPr>
-        <w:t>using System;</w:t>
+        <w:t>}</w:t>
       </w:r>
     </w:p>
     <w:p>
       <w:pPr>
+        <w:autoSpaceDE w:val="0"/>
+        <w:autoSpaceDN w:val="0"/>
+        <w:adjustRightInd w:val="0"/>
         <w:spacing w:after="0" w:line="240" w:lineRule="auto"/>
-        <w:ind w:firstLine="567"/>
         <w:rPr>
-          <w:rFonts w:hint="default" w:ascii="Times New Roman" w:hAnsi="Times New Roman"/>
-          <w:sz w:val="28"/>
-          <w:szCs w:val="28"/>
-        </w:rPr>
-      </w:pPr>
-      <w:r>
-        <w:rPr>
-          <w:rFonts w:hint="default" w:ascii="Times New Roman" w:hAnsi="Times New Roman"/>
-          <w:sz w:val="28"/>
-          <w:szCs w:val="28"/>
-        </w:rPr>
-        <w:t>using System.ComponentModel;</w:t>
-      </w:r>
-    </w:p>
-    <w:p>
-      <w:pPr>
-        <w:spacing w:after="0" w:line="240" w:lineRule="auto"/>
-        <w:ind w:firstLine="567"/>
-        <w:rPr>
-          <w:rFonts w:hint="default" w:ascii="Times New Roman" w:hAnsi="Times New Roman"/>
-          <w:sz w:val="28"/>
-          <w:szCs w:val="28"/>
-        </w:rPr>
-      </w:pPr>
-      <w:r>
-        <w:rPr>
-          <w:rFonts w:hint="default" w:ascii="Times New Roman" w:hAnsi="Times New Roman"/>
-          <w:sz w:val="28"/>
-          <w:szCs w:val="28"/>
-        </w:rPr>
-        <w:t>using System.Runtime.CompilerServices;</w:t>
-      </w:r>
-    </w:p>
-    <w:p>
-      <w:pPr>
-        <w:spacing w:after="0" w:line="240" w:lineRule="auto"/>
-        <w:ind w:firstLine="567"/>
-        <w:rPr>
-          <w:rFonts w:hint="default" w:ascii="Times New Roman" w:hAnsi="Times New Roman"/>
-          <w:sz w:val="28"/>
-          <w:szCs w:val="28"/>
-        </w:rPr>
-      </w:pPr>
-      <w:r>
-        <w:rPr>
-          <w:rFonts w:hint="default" w:ascii="Times New Roman" w:hAnsi="Times New Roman"/>
-          <w:sz w:val="28"/>
-          <w:szCs w:val="28"/>
-        </w:rPr>
-        <w:t>namespace FinanceApp</w:t>
-      </w:r>
-    </w:p>
-    <w:p>
-      <w:pPr>
-        <w:spacing w:after="0" w:line="240" w:lineRule="auto"/>
-        <w:ind w:firstLine="567"/>
-        <w:rPr>
-          <w:rFonts w:hint="default" w:ascii="Times New Roman" w:hAnsi="Times New Roman"/>
-          <w:sz w:val="28"/>
-          <w:szCs w:val="28"/>
-        </w:rPr>
-      </w:pPr>
-      <w:r>
-        <w:rPr>
-          <w:rFonts w:hint="default" w:ascii="Times New Roman" w:hAnsi="Times New Roman"/>
-          <w:sz w:val="28"/>
-          <w:szCs w:val="28"/>
-        </w:rPr>
-        <w:t>{</w:t>
-      </w:r>
-    </w:p>
-    <w:p>
-      <w:pPr>
-        <w:spacing w:after="0" w:line="240" w:lineRule="auto"/>
-        <w:ind w:firstLine="567"/>
-        <w:rPr>
-          <w:rFonts w:hint="default" w:ascii="Times New Roman" w:hAnsi="Times New Roman"/>
-          <w:sz w:val="28"/>
-          <w:szCs w:val="28"/>
-        </w:rPr>
-      </w:pPr>
-      <w:r>
-        <w:rPr>
-          <w:rFonts w:hint="default" w:ascii="Times New Roman" w:hAnsi="Times New Roman"/>
-          <w:sz w:val="28"/>
-          <w:szCs w:val="28"/>
-        </w:rPr>
-        <w:t xml:space="preserve">    public class Transaction : INotifyPropertyChanged</w:t>
-      </w:r>
-    </w:p>
-    <w:p>
-      <w:pPr>
-        <w:spacing w:after="0" w:line="240" w:lineRule="auto"/>
-        <w:ind w:firstLine="567"/>
-        <w:rPr>
-          <w:rFonts w:hint="default" w:ascii="Times New Roman" w:hAnsi="Times New Roman"/>
-          <w:sz w:val="28"/>
-          <w:szCs w:val="28"/>
-        </w:rPr>
-      </w:pPr>
-      <w:r>
-        <w:rPr>
-          <w:rFonts w:hint="default" w:ascii="Times New Roman" w:hAnsi="Times New Roman"/>
-          <w:sz w:val="28"/>
-          <w:szCs w:val="28"/>
-        </w:rPr>
-        <w:t xml:space="preserve">    {</w:t>
-      </w:r>
-    </w:p>
-    <w:p>
-      <w:pPr>
-        <w:spacing w:after="0" w:line="240" w:lineRule="auto"/>
-        <w:ind w:firstLine="567"/>
-        <w:rPr>
-          <w:rFonts w:hint="default" w:ascii="Times New Roman" w:hAnsi="Times New Roman"/>
-          <w:sz w:val="28"/>
-          <w:szCs w:val="28"/>
-        </w:rPr>
-      </w:pPr>
-      <w:r>
-        <w:rPr>
-          <w:rFonts w:hint="default" w:ascii="Times New Roman" w:hAnsi="Times New Roman"/>
-          <w:sz w:val="28"/>
-          <w:szCs w:val="28"/>
-        </w:rPr>
-        <w:t xml:space="preserve">        private decimal _amount;</w:t>
-      </w:r>
-    </w:p>
-    <w:p>
-      <w:pPr>
-        <w:spacing w:after="0" w:line="240" w:lineRule="auto"/>
-        <w:ind w:firstLine="567"/>
-        <w:rPr>
-          <w:rFonts w:hint="default" w:ascii="Times New Roman" w:hAnsi="Times New Roman"/>
-          <w:sz w:val="28"/>
-          <w:szCs w:val="28"/>
-        </w:rPr>
-      </w:pPr>
-      <w:r>
-        <w:rPr>
-          <w:rFonts w:hint="default" w:ascii="Times New Roman" w:hAnsi="Times New Roman"/>
-          <w:sz w:val="28"/>
-          <w:szCs w:val="28"/>
-        </w:rPr>
-        <w:t xml:space="preserve">        private string _category;</w:t>
-      </w:r>
-    </w:p>
-    <w:p>
-      <w:pPr>
-        <w:spacing w:after="0" w:line="240" w:lineRule="auto"/>
-        <w:ind w:firstLine="567"/>
-        <w:rPr>
-          <w:rFonts w:hint="default" w:ascii="Times New Roman" w:hAnsi="Times New Roman"/>
-          <w:sz w:val="28"/>
-          <w:szCs w:val="28"/>
-        </w:rPr>
-      </w:pPr>
-      <w:r>
-        <w:rPr>
-          <w:rFonts w:hint="default" w:ascii="Times New Roman" w:hAnsi="Times New Roman"/>
-          <w:sz w:val="28"/>
-          <w:szCs w:val="28"/>
-        </w:rPr>
-        <w:t xml:space="preserve">        private DateTime _date;</w:t>
-      </w:r>
-    </w:p>
-    <w:p>
-      <w:pPr>
-        <w:spacing w:after="0" w:line="240" w:lineRule="auto"/>
-        <w:ind w:firstLine="567"/>
-        <w:rPr>
-          <w:rFonts w:hint="default" w:ascii="Times New Roman" w:hAnsi="Times New Roman"/>
-          <w:sz w:val="28"/>
-          <w:szCs w:val="28"/>
-        </w:rPr>
-      </w:pPr>
-      <w:r>
-        <w:rPr>
-          <w:rFonts w:hint="default" w:ascii="Times New Roman" w:hAnsi="Times New Roman"/>
-          <w:sz w:val="28"/>
-          <w:szCs w:val="28"/>
-        </w:rPr>
-        <w:t xml:space="preserve">        public decimal Amount</w:t>
-      </w:r>
-    </w:p>
-    <w:p>
-      <w:pPr>
-        <w:spacing w:after="0" w:line="240" w:lineRule="auto"/>
-        <w:ind w:firstLine="567"/>
-        <w:rPr>
-          <w:rFonts w:hint="default" w:ascii="Times New Roman" w:hAnsi="Times New Roman"/>
-          <w:sz w:val="28"/>
-          <w:szCs w:val="28"/>
-        </w:rPr>
-      </w:pPr>
-      <w:r>
-        <w:rPr>
-          <w:rFonts w:hint="default" w:ascii="Times New Roman" w:hAnsi="Times New Roman"/>
-          <w:sz w:val="28"/>
-          <w:szCs w:val="28"/>
-        </w:rPr>
-        <w:t xml:space="preserve">        {</w:t>
-      </w:r>
-    </w:p>
-    <w:p>
-      <w:pPr>
-        <w:spacing w:after="0" w:line="240" w:lineRule="auto"/>
-        <w:ind w:firstLine="567"/>
-        <w:rPr>
-          <w:rFonts w:hint="default" w:ascii="Times New Roman" w:hAnsi="Times New Roman"/>
-          <w:sz w:val="28"/>
-          <w:szCs w:val="28"/>
-        </w:rPr>
-      </w:pPr>
-      <w:r>
-        <w:rPr>
-          <w:rFonts w:hint="default" w:ascii="Times New Roman" w:hAnsi="Times New Roman"/>
-          <w:sz w:val="28"/>
-          <w:szCs w:val="28"/>
-        </w:rPr>
-        <w:t xml:space="preserve">            get =&gt; _amount;</w:t>
-      </w:r>
-    </w:p>
-    <w:p>
-      <w:pPr>
-        <w:spacing w:after="0" w:line="240" w:lineRule="auto"/>
-        <w:ind w:firstLine="567"/>
-        <w:rPr>
-          <w:rFonts w:hint="default" w:ascii="Times New Roman" w:hAnsi="Times New Roman"/>
-          <w:sz w:val="28"/>
-          <w:szCs w:val="28"/>
-        </w:rPr>
-      </w:pPr>
-      <w:r>
-        <w:rPr>
-          <w:rFonts w:hint="default" w:ascii="Times New Roman" w:hAnsi="Times New Roman"/>
-          <w:sz w:val="28"/>
-          <w:szCs w:val="28"/>
-        </w:rPr>
-        <w:t xml:space="preserve">            set =&gt; SetProperty(ref _amount, value);</w:t>
-      </w:r>
-    </w:p>
-    <w:p>
-      <w:pPr>
-        <w:spacing w:after="0" w:line="240" w:lineRule="auto"/>
-        <w:ind w:firstLine="567"/>
-        <w:rPr>
-          <w:rFonts w:hint="default" w:ascii="Times New Roman" w:hAnsi="Times New Roman"/>
-          <w:sz w:val="28"/>
-          <w:szCs w:val="28"/>
-        </w:rPr>
-      </w:pPr>
-      <w:r>
-        <w:rPr>
-          <w:rFonts w:hint="default" w:ascii="Times New Roman" w:hAnsi="Times New Roman"/>
-          <w:sz w:val="28"/>
-          <w:szCs w:val="28"/>
-        </w:rPr>
-        <w:t xml:space="preserve">        }</w:t>
-      </w:r>
-    </w:p>
-    <w:p>
-      <w:pPr>
-        <w:spacing w:after="0" w:line="240" w:lineRule="auto"/>
-        <w:ind w:firstLine="567"/>
-        <w:rPr>
-          <w:rFonts w:hint="default" w:ascii="Times New Roman" w:hAnsi="Times New Roman"/>
-          <w:sz w:val="28"/>
-          <w:szCs w:val="28"/>
-        </w:rPr>
-      </w:pPr>
-      <w:r>
-        <w:rPr>
-          <w:rFonts w:hint="default" w:ascii="Times New Roman" w:hAnsi="Times New Roman"/>
-          <w:sz w:val="28"/>
-          <w:szCs w:val="28"/>
-        </w:rPr>
-        <w:t xml:space="preserve">        public string Category</w:t>
-      </w:r>
-    </w:p>
-    <w:p>
-      <w:pPr>
-        <w:spacing w:after="0" w:line="240" w:lineRule="auto"/>
-        <w:ind w:firstLine="567"/>
-        <w:rPr>
-          <w:rFonts w:hint="default" w:ascii="Times New Roman" w:hAnsi="Times New Roman"/>
-          <w:sz w:val="28"/>
-          <w:szCs w:val="28"/>
-        </w:rPr>
-      </w:pPr>
-      <w:r>
-        <w:rPr>
-          <w:rFonts w:hint="default" w:ascii="Times New Roman" w:hAnsi="Times New Roman"/>
-          <w:sz w:val="28"/>
-          <w:szCs w:val="28"/>
-        </w:rPr>
-        <w:t xml:space="preserve">        {</w:t>
-      </w:r>
-    </w:p>
-    <w:p>
-      <w:pPr>
-        <w:spacing w:after="0" w:line="240" w:lineRule="auto"/>
-        <w:ind w:firstLine="567"/>
-        <w:rPr>
-          <w:rFonts w:hint="default" w:ascii="Times New Roman" w:hAnsi="Times New Roman"/>
-          <w:sz w:val="28"/>
-          <w:szCs w:val="28"/>
-        </w:rPr>
-      </w:pPr>
-      <w:r>
-        <w:rPr>
-          <w:rFonts w:hint="default" w:ascii="Times New Roman" w:hAnsi="Times New Roman"/>
-          <w:sz w:val="28"/>
-          <w:szCs w:val="28"/>
-        </w:rPr>
-        <w:t xml:space="preserve">            get =&gt; _category;</w:t>
-      </w:r>
-    </w:p>
-    <w:p>
-      <w:pPr>
-        <w:spacing w:after="0" w:line="240" w:lineRule="auto"/>
-        <w:ind w:firstLine="567"/>
-        <w:rPr>
-          <w:rFonts w:hint="default" w:ascii="Times New Roman" w:hAnsi="Times New Roman"/>
-          <w:sz w:val="28"/>
-          <w:szCs w:val="28"/>
+          <w:rFonts w:ascii="Menlo" w:hAnsi="Menlo" w:cs="Menlo"/>
+          <w:color w:val="262626"/>
+          <w:sz w:val="24"/>
+          <w:szCs w:val="24"/>
         </w:rPr>
       </w:pPr>
     </w:p>
     <w:p>
       <w:pPr>
-        <w:spacing w:after="0" w:line="240" w:lineRule="auto"/>
-        <w:ind w:firstLine="567"/>
-        <w:rPr>
-          <w:rFonts w:hint="default" w:ascii="Times New Roman" w:hAnsi="Times New Roman"/>
-          <w:sz w:val="28"/>
-          <w:szCs w:val="28"/>
-        </w:rPr>
-      </w:pPr>
-    </w:p>
-    <w:p>
-      <w:pPr>
-        <w:spacing w:after="0" w:line="240" w:lineRule="auto"/>
-        <w:ind w:firstLine="567"/>
-        <w:rPr>
-          <w:rFonts w:hint="default" w:ascii="Times New Roman" w:hAnsi="Times New Roman"/>
-          <w:sz w:val="28"/>
-          <w:szCs w:val="28"/>
-        </w:rPr>
-      </w:pPr>
-    </w:p>
-    <w:p>
-      <w:pPr>
-        <w:spacing w:after="0" w:line="240" w:lineRule="auto"/>
-        <w:ind w:firstLine="567"/>
-        <w:rPr>
-          <w:rFonts w:hint="default" w:ascii="Times New Roman" w:hAnsi="Times New Roman"/>
-          <w:sz w:val="28"/>
-          <w:szCs w:val="28"/>
-        </w:rPr>
-      </w:pPr>
-    </w:p>
-    <w:p>
-      <w:pPr>
-        <w:spacing w:after="0" w:line="240" w:lineRule="auto"/>
-        <w:ind w:firstLine="567"/>
-        <w:rPr>
-          <w:rFonts w:hint="default" w:ascii="Times New Roman" w:hAnsi="Times New Roman"/>
-          <w:sz w:val="28"/>
-          <w:szCs w:val="28"/>
-        </w:rPr>
-      </w:pPr>
-      <w:bookmarkStart w:id="0" w:name="_GoBack"/>
-      <w:bookmarkEnd w:id="0"/>
-    </w:p>
-    <w:p>
-      <w:pPr>
-        <w:spacing w:after="0" w:line="240" w:lineRule="auto"/>
-        <w:ind w:firstLine="567"/>
-        <w:rPr>
-          <w:rFonts w:hint="default" w:ascii="Times New Roman" w:hAnsi="Times New Roman"/>
-          <w:sz w:val="28"/>
-          <w:szCs w:val="28"/>
-        </w:rPr>
-      </w:pPr>
-      <w:r>
-        <w:rPr>
-          <w:rFonts w:hint="default" w:ascii="Times New Roman" w:hAnsi="Times New Roman"/>
-          <w:sz w:val="28"/>
-          <w:szCs w:val="28"/>
-        </w:rPr>
-        <w:t xml:space="preserve">            set =&gt; SetProperty(ref _category, value);</w:t>
-      </w:r>
-    </w:p>
-    <w:p>
-      <w:pPr>
-        <w:spacing w:after="0" w:line="240" w:lineRule="auto"/>
-        <w:ind w:firstLine="567"/>
-        <w:rPr>
-          <w:rFonts w:hint="default" w:ascii="Times New Roman" w:hAnsi="Times New Roman"/>
-          <w:sz w:val="28"/>
-          <w:szCs w:val="28"/>
-        </w:rPr>
-      </w:pPr>
-      <w:r>
-        <w:rPr>
-          <w:rFonts w:hint="default" w:ascii="Times New Roman" w:hAnsi="Times New Roman"/>
-          <w:sz w:val="28"/>
-          <w:szCs w:val="28"/>
-        </w:rPr>
-        <w:t xml:space="preserve">        }</w:t>
-      </w:r>
-    </w:p>
-    <w:p>
-      <w:pPr>
-        <w:spacing w:after="0" w:line="240" w:lineRule="auto"/>
-        <w:ind w:firstLine="567"/>
-        <w:rPr>
-          <w:rFonts w:hint="default" w:ascii="Times New Roman" w:hAnsi="Times New Roman"/>
-          <w:sz w:val="28"/>
-          <w:szCs w:val="28"/>
-        </w:rPr>
-      </w:pPr>
-      <w:r>
-        <w:rPr>
-          <w:rFonts w:hint="default" w:ascii="Times New Roman" w:hAnsi="Times New Roman"/>
-          <w:sz w:val="28"/>
-          <w:szCs w:val="28"/>
-        </w:rPr>
-        <w:t xml:space="preserve">        public DateTime Date</w:t>
-      </w:r>
-    </w:p>
-    <w:p>
-      <w:pPr>
-        <w:spacing w:after="0" w:line="240" w:lineRule="auto"/>
-        <w:ind w:firstLine="567"/>
-        <w:rPr>
-          <w:rFonts w:hint="default" w:ascii="Times New Roman" w:hAnsi="Times New Roman"/>
-          <w:sz w:val="28"/>
-          <w:szCs w:val="28"/>
-        </w:rPr>
-      </w:pPr>
-      <w:r>
-        <w:rPr>
-          <w:rFonts w:hint="default" w:ascii="Times New Roman" w:hAnsi="Times New Roman"/>
-          <w:sz w:val="28"/>
-          <w:szCs w:val="28"/>
-        </w:rPr>
-        <w:t xml:space="preserve">        {</w:t>
-      </w:r>
-    </w:p>
-    <w:p>
-      <w:pPr>
-        <w:spacing w:after="0" w:line="240" w:lineRule="auto"/>
-        <w:ind w:firstLine="567"/>
-        <w:rPr>
-          <w:rFonts w:hint="default" w:ascii="Times New Roman" w:hAnsi="Times New Roman"/>
-          <w:sz w:val="28"/>
-          <w:szCs w:val="28"/>
-        </w:rPr>
-      </w:pPr>
-      <w:r>
-        <w:rPr>
-          <w:rFonts w:hint="default" w:ascii="Times New Roman" w:hAnsi="Times New Roman"/>
-          <w:sz w:val="28"/>
-          <w:szCs w:val="28"/>
-        </w:rPr>
-        <w:t xml:space="preserve">            get =&gt; _date;</w:t>
-      </w:r>
-    </w:p>
-    <w:p>
-      <w:pPr>
-        <w:spacing w:after="0" w:line="240" w:lineRule="auto"/>
-        <w:ind w:firstLine="567"/>
-        <w:rPr>
-          <w:rFonts w:hint="default" w:ascii="Times New Roman" w:hAnsi="Times New Roman"/>
-          <w:sz w:val="28"/>
-          <w:szCs w:val="28"/>
-        </w:rPr>
-      </w:pPr>
-      <w:r>
-        <w:rPr>
-          <w:rFonts w:hint="default" w:ascii="Times New Roman" w:hAnsi="Times New Roman"/>
-          <w:sz w:val="28"/>
-          <w:szCs w:val="28"/>
-        </w:rPr>
-        <w:t xml:space="preserve">            set =&gt; SetProperty(ref _date, value);</w:t>
-      </w:r>
-    </w:p>
-    <w:p>
-      <w:pPr>
-        <w:spacing w:after="0" w:line="240" w:lineRule="auto"/>
-        <w:ind w:firstLine="567"/>
-        <w:rPr>
-          <w:rFonts w:hint="default" w:ascii="Times New Roman" w:hAnsi="Times New Roman"/>
-          <w:sz w:val="28"/>
-          <w:szCs w:val="28"/>
-        </w:rPr>
-      </w:pPr>
-      <w:r>
-        <w:rPr>
-          <w:rFonts w:hint="default" w:ascii="Times New Roman" w:hAnsi="Times New Roman"/>
-          <w:sz w:val="28"/>
-          <w:szCs w:val="28"/>
-        </w:rPr>
-        <w:t xml:space="preserve">        }</w:t>
-      </w:r>
-    </w:p>
-    <w:p>
-      <w:pPr>
-        <w:spacing w:after="0" w:line="240" w:lineRule="auto"/>
-        <w:ind w:firstLine="567"/>
-        <w:rPr>
-          <w:rFonts w:hint="default" w:ascii="Times New Roman" w:hAnsi="Times New Roman"/>
-          <w:sz w:val="28"/>
-          <w:szCs w:val="28"/>
-        </w:rPr>
-      </w:pPr>
-      <w:r>
-        <w:rPr>
-          <w:rFonts w:hint="default" w:ascii="Times New Roman" w:hAnsi="Times New Roman"/>
-          <w:sz w:val="28"/>
-          <w:szCs w:val="28"/>
-        </w:rPr>
-        <w:t xml:space="preserve">        public event PropertyChangedEventHandler PropertyChanged;</w:t>
-      </w:r>
-    </w:p>
-    <w:p>
-      <w:pPr>
-        <w:spacing w:after="0" w:line="240" w:lineRule="auto"/>
-        <w:ind w:firstLine="567"/>
-        <w:rPr>
-          <w:rFonts w:hint="default" w:ascii="Times New Roman" w:hAnsi="Times New Roman"/>
-          <w:sz w:val="28"/>
-          <w:szCs w:val="28"/>
-        </w:rPr>
-      </w:pPr>
-    </w:p>
-    <w:p>
-      <w:pPr>
-        <w:spacing w:after="0" w:line="240" w:lineRule="auto"/>
-        <w:ind w:firstLine="567"/>
-        <w:rPr>
-          <w:rFonts w:hint="default" w:ascii="Times New Roman" w:hAnsi="Times New Roman"/>
-          <w:sz w:val="28"/>
-          <w:szCs w:val="28"/>
-        </w:rPr>
-      </w:pPr>
-      <w:r>
-        <w:rPr>
-          <w:rFonts w:hint="default" w:ascii="Times New Roman" w:hAnsi="Times New Roman"/>
-          <w:sz w:val="28"/>
-          <w:szCs w:val="28"/>
-        </w:rPr>
-        <w:t xml:space="preserve">        protected virtual void OnPropertyChanged([CallerMemberName] string propertyName = null)</w:t>
-      </w:r>
-    </w:p>
-    <w:p>
-      <w:pPr>
-        <w:spacing w:after="0" w:line="240" w:lineRule="auto"/>
-        <w:ind w:firstLine="567"/>
-        <w:rPr>
-          <w:rFonts w:hint="default" w:ascii="Times New Roman" w:hAnsi="Times New Roman"/>
-          <w:sz w:val="28"/>
-          <w:szCs w:val="28"/>
-        </w:rPr>
-      </w:pPr>
-      <w:r>
-        <w:rPr>
-          <w:rFonts w:hint="default" w:ascii="Times New Roman" w:hAnsi="Times New Roman"/>
-          <w:sz w:val="28"/>
-          <w:szCs w:val="28"/>
-        </w:rPr>
-        <w:t xml:space="preserve">        {</w:t>
-      </w:r>
-    </w:p>
-    <w:p>
-      <w:pPr>
-        <w:spacing w:after="0" w:line="240" w:lineRule="auto"/>
-        <w:ind w:firstLine="567"/>
-        <w:rPr>
-          <w:rFonts w:hint="default" w:ascii="Times New Roman" w:hAnsi="Times New Roman"/>
-          <w:sz w:val="28"/>
-          <w:szCs w:val="28"/>
-        </w:rPr>
-      </w:pPr>
-      <w:r>
-        <w:rPr>
-          <w:rFonts w:hint="default" w:ascii="Times New Roman" w:hAnsi="Times New Roman"/>
-          <w:sz w:val="28"/>
-          <w:szCs w:val="28"/>
-        </w:rPr>
-        <w:t xml:space="preserve">            PropertyChanged?.Invoke(this, new PropertyChangedEventArgs(propertyName));</w:t>
-      </w:r>
-    </w:p>
-    <w:p>
-      <w:pPr>
-        <w:spacing w:after="0" w:line="240" w:lineRule="auto"/>
-        <w:ind w:firstLine="567"/>
-        <w:rPr>
-          <w:rFonts w:hint="default" w:ascii="Times New Roman" w:hAnsi="Times New Roman"/>
-          <w:sz w:val="28"/>
-          <w:szCs w:val="28"/>
-        </w:rPr>
-      </w:pPr>
-      <w:r>
-        <w:rPr>
-          <w:rFonts w:hint="default" w:ascii="Times New Roman" w:hAnsi="Times New Roman"/>
-          <w:sz w:val="28"/>
-          <w:szCs w:val="28"/>
-        </w:rPr>
-        <w:t xml:space="preserve">        }</w:t>
-      </w:r>
-    </w:p>
-    <w:p>
-      <w:pPr>
-        <w:spacing w:after="0" w:line="240" w:lineRule="auto"/>
-        <w:ind w:firstLine="567"/>
-        <w:rPr>
-          <w:rFonts w:hint="default" w:ascii="Times New Roman" w:hAnsi="Times New Roman"/>
-          <w:sz w:val="28"/>
-          <w:szCs w:val="28"/>
-        </w:rPr>
-      </w:pPr>
-      <w:r>
-        <w:rPr>
-          <w:rFonts w:hint="default" w:ascii="Times New Roman" w:hAnsi="Times New Roman"/>
-          <w:sz w:val="28"/>
-          <w:szCs w:val="28"/>
-        </w:rPr>
-        <w:t xml:space="preserve">        protected bool SetProperty&lt;T&gt;(ref T field, T value, [CallerMemberName] string propertyName = null)</w:t>
-      </w:r>
-    </w:p>
-    <w:p>
-      <w:pPr>
-        <w:spacing w:after="0" w:line="240" w:lineRule="auto"/>
-        <w:ind w:firstLine="567"/>
-        <w:rPr>
-          <w:rFonts w:hint="default" w:ascii="Times New Roman" w:hAnsi="Times New Roman"/>
-          <w:sz w:val="28"/>
-          <w:szCs w:val="28"/>
-        </w:rPr>
-      </w:pPr>
-      <w:r>
-        <w:rPr>
-          <w:rFonts w:hint="default" w:ascii="Times New Roman" w:hAnsi="Times New Roman"/>
-          <w:sz w:val="28"/>
-          <w:szCs w:val="28"/>
-        </w:rPr>
-        <w:t xml:space="preserve">        {</w:t>
-      </w:r>
-    </w:p>
-    <w:p>
-      <w:pPr>
-        <w:spacing w:after="0" w:line="240" w:lineRule="auto"/>
-        <w:ind w:firstLine="567"/>
-        <w:rPr>
-          <w:rFonts w:hint="default" w:ascii="Times New Roman" w:hAnsi="Times New Roman"/>
-          <w:sz w:val="28"/>
-          <w:szCs w:val="28"/>
-        </w:rPr>
-      </w:pPr>
-      <w:r>
-        <w:rPr>
-          <w:rFonts w:hint="default" w:ascii="Times New Roman" w:hAnsi="Times New Roman"/>
-          <w:sz w:val="28"/>
-          <w:szCs w:val="28"/>
-        </w:rPr>
-        <w:t xml:space="preserve">            if (Equals(field, value)) return false;</w:t>
-      </w:r>
-    </w:p>
-    <w:p>
-      <w:pPr>
-        <w:spacing w:after="0" w:line="240" w:lineRule="auto"/>
-        <w:ind w:firstLine="567"/>
-        <w:rPr>
-          <w:rFonts w:hint="default" w:ascii="Times New Roman" w:hAnsi="Times New Roman"/>
-          <w:sz w:val="28"/>
-          <w:szCs w:val="28"/>
-        </w:rPr>
-      </w:pPr>
-      <w:r>
-        <w:rPr>
-          <w:rFonts w:hint="default" w:ascii="Times New Roman" w:hAnsi="Times New Roman"/>
-          <w:sz w:val="28"/>
-          <w:szCs w:val="28"/>
-        </w:rPr>
-        <w:t xml:space="preserve">            field = value;</w:t>
-      </w:r>
-    </w:p>
-    <w:p>
-      <w:pPr>
-        <w:spacing w:after="0" w:line="240" w:lineRule="auto"/>
-        <w:ind w:firstLine="567"/>
-        <w:rPr>
-          <w:rFonts w:hint="default" w:ascii="Times New Roman" w:hAnsi="Times New Roman"/>
-          <w:sz w:val="28"/>
-          <w:szCs w:val="28"/>
-        </w:rPr>
-      </w:pPr>
-      <w:r>
-        <w:rPr>
-          <w:rFonts w:hint="default" w:ascii="Times New Roman" w:hAnsi="Times New Roman"/>
-          <w:sz w:val="28"/>
-          <w:szCs w:val="28"/>
-        </w:rPr>
-        <w:t xml:space="preserve">            OnPropertyChanged(propertyName);</w:t>
-      </w:r>
-    </w:p>
-    <w:p>
-      <w:pPr>
-        <w:spacing w:after="0" w:line="240" w:lineRule="auto"/>
-        <w:ind w:firstLine="567"/>
-        <w:rPr>
-          <w:rFonts w:hint="default" w:ascii="Times New Roman" w:hAnsi="Times New Roman"/>
-          <w:sz w:val="28"/>
-          <w:szCs w:val="28"/>
-        </w:rPr>
-      </w:pPr>
-      <w:r>
-        <w:rPr>
-          <w:rFonts w:hint="default" w:ascii="Times New Roman" w:hAnsi="Times New Roman"/>
-          <w:sz w:val="28"/>
-          <w:szCs w:val="28"/>
-        </w:rPr>
-        <w:t xml:space="preserve">            return true;</w:t>
-      </w:r>
-    </w:p>
-    <w:p>
-      <w:pPr>
-        <w:spacing w:after="0" w:line="240" w:lineRule="auto"/>
-        <w:ind w:firstLine="567"/>
-        <w:rPr>
-          <w:rFonts w:hint="default" w:ascii="Times New Roman" w:hAnsi="Times New Roman"/>
-          <w:sz w:val="28"/>
-          <w:szCs w:val="28"/>
-        </w:rPr>
-      </w:pPr>
-      <w:r>
-        <w:rPr>
-          <w:rFonts w:hint="default" w:ascii="Times New Roman" w:hAnsi="Times New Roman"/>
-          <w:sz w:val="28"/>
-          <w:szCs w:val="28"/>
-        </w:rPr>
-        <w:t xml:space="preserve">        }</w:t>
-      </w:r>
-    </w:p>
-    <w:p>
-      <w:pPr>
-        <w:spacing w:after="0" w:line="240" w:lineRule="auto"/>
-        <w:ind w:firstLine="567"/>
-        <w:rPr>
-          <w:rFonts w:hint="default" w:ascii="Times New Roman" w:hAnsi="Times New Roman"/>
-          <w:sz w:val="28"/>
-          <w:szCs w:val="28"/>
-        </w:rPr>
-      </w:pPr>
-      <w:r>
-        <w:rPr>
-          <w:rFonts w:hint="default" w:ascii="Times New Roman" w:hAnsi="Times New Roman"/>
-          <w:sz w:val="28"/>
-          <w:szCs w:val="28"/>
-        </w:rPr>
-        <w:t xml:space="preserve">    }</w:t>
-      </w:r>
-    </w:p>
-    <w:p>
-      <w:pPr>
-        <w:spacing w:after="0" w:line="240" w:lineRule="auto"/>
+        <w:spacing w:line="240" w:lineRule="auto"/>
         <w:ind w:firstLine="567"/>
         <w:rPr>
           <w:rFonts w:ascii="Times New Roman" w:hAnsi="Times New Roman"/>
@@ -979,58 +1606,22 @@
       </w:pPr>
       <w:r>
         <w:rPr>
-          <w:rFonts w:hint="default" w:ascii="Times New Roman" w:hAnsi="Times New Roman"/>
+          <w:rFonts w:ascii="Times New Roman" w:hAnsi="Times New Roman"/>
           <w:sz w:val="28"/>
           <w:szCs w:val="28"/>
         </w:rPr>
-        <w:t>}</w:t>
+        <w:t>Анализ результатов:</w:t>
       </w:r>
     </w:p>
     <w:p>
       <w:pPr>
         <w:spacing w:after="0" w:line="240" w:lineRule="auto"/>
-        <w:ind w:firstLine="567"/>
-        <w:rPr>
-          <w:rFonts w:ascii="Times New Roman" w:hAnsi="Times New Roman"/>
-          <w:sz w:val="28"/>
-          <w:szCs w:val="28"/>
-          <w:lang w:val="en-US"/>
-        </w:rPr>
-      </w:pPr>
-      <w:r>
         <w:rPr>
           <w:rFonts w:ascii="Times New Roman" w:hAnsi="Times New Roman"/>
           <w:sz w:val="28"/>
           <w:szCs w:val="28"/>
         </w:rPr>
-        <w:t>Анализ</w:t>
-      </w:r>
-      <w:r>
-        <w:rPr>
-          <w:rFonts w:ascii="Times New Roman" w:hAnsi="Times New Roman"/>
-          <w:sz w:val="28"/>
-          <w:szCs w:val="28"/>
-          <w:lang w:val="en-US"/>
-        </w:rPr>
-        <w:t xml:space="preserve"> </w:t>
-      </w:r>
-      <w:r>
-        <w:rPr>
-          <w:rFonts w:ascii="Times New Roman" w:hAnsi="Times New Roman"/>
-          <w:sz w:val="28"/>
-          <w:szCs w:val="28"/>
-        </w:rPr>
-        <w:t>результатов</w:t>
-      </w:r>
-      <w:r>
-        <w:rPr>
-          <w:rFonts w:ascii="Times New Roman" w:hAnsi="Times New Roman"/>
-          <w:sz w:val="28"/>
-          <w:szCs w:val="28"/>
-          <w:lang w:val="en-US"/>
-        </w:rPr>
-        <w:t>:</w:t>
-      </w:r>
+      </w:pPr>
     </w:p>
     <w:p>
       <w:pPr>
@@ -1041,14 +1632,13 @@
           <w:rFonts w:ascii="Times New Roman" w:hAnsi="Times New Roman"/>
           <w:sz w:val="28"/>
           <w:szCs w:val="28"/>
-          <w:lang w:val="en-US"/>
         </w:rPr>
       </w:pPr>
       <w:r>
         <w:drawing>
           <wp:inline distT="0" distB="0" distL="114300" distR="114300">
-            <wp:extent cx="5404485" cy="2958465"/>
-            <wp:effectExtent l="0" t="0" r="5715" b="13335"/>
+            <wp:extent cx="5302885" cy="3376295"/>
+            <wp:effectExtent l="0" t="0" r="12065" b="14605"/>
             <wp:docPr id="66" name="Изображение 2"/>
             <wp:cNvGraphicFramePr>
               <a:graphicFrameLocks xmlns:a="http://schemas.openxmlformats.org/drawingml/2006/main" noChangeAspect="1"/>
@@ -1071,7 +1661,7 @@
                   <pic:spPr>
                     <a:xfrm>
                       <a:off x="0" y="0"/>
-                      <a:ext cx="5404485" cy="2958465"/>
+                      <a:ext cx="5302885" cy="3376295"/>
                     </a:xfrm>
                     <a:prstGeom prst="rect">
                       <a:avLst/>
@@ -1093,9 +1683,10 @@
         <w:spacing w:before="240" w:after="0" w:line="360" w:lineRule="auto"/>
         <w:jc w:val="center"/>
         <w:rPr>
-          <w:rFonts w:ascii="Times New Roman" w:hAnsi="Times New Roman"/>
+          <w:rFonts w:hint="default" w:ascii="Times New Roman" w:hAnsi="Times New Roman"/>
           <w:sz w:val="28"/>
           <w:szCs w:val="28"/>
+          <w:lang w:val="en-US"/>
         </w:rPr>
       </w:pPr>
       <w:r>
@@ -1104,7 +1695,16 @@
           <w:sz w:val="28"/>
           <w:szCs w:val="28"/>
         </w:rPr>
-        <w:t>Рисунок 14.1 – Результат работы программы</w:t>
+        <w:t>Рисунок 18.1 – Результат работы программы</w:t>
+      </w:r>
+      <w:r>
+        <w:rPr>
+          <w:rFonts w:hint="default" w:ascii="Times New Roman" w:hAnsi="Times New Roman"/>
+          <w:sz w:val="28"/>
+          <w:szCs w:val="28"/>
+          <w:lang w:val="en-US"/>
+        </w:rPr>
+        <w:tab/>
       </w:r>
     </w:p>
     <w:sectPr>
@@ -1439,7 +2039,7 @@
                               <w:sz w:val="28"/>
                               <w:szCs w:val="28"/>
                             </w:rPr>
-                            <w:t>.25.</w:t>
+                            <w:t>.2</w:t>
                           </w:r>
                           <w:r>
                             <w:rPr>
@@ -1448,34 +2048,26 @@
                               <w:szCs w:val="28"/>
                               <w:lang w:val="ru-RU"/>
                             </w:rPr>
+                            <w:t>6</w:t>
+                          </w:r>
+                          <w:r>
+                            <w:rPr>
+                              <w:rFonts w:hint="default" w:ascii="Times New Roman" w:hAnsi="Times New Roman" w:cs="Times New Roman"/>
+                              <w:sz w:val="28"/>
+                              <w:szCs w:val="28"/>
+                            </w:rPr>
+                            <w:t>.</w:t>
+                          </w:r>
+                          <w:r>
+                            <w:rPr>
+                              <w:rFonts w:hint="default" w:ascii="Times New Roman" w:hAnsi="Times New Roman" w:cs="Times New Roman"/>
+                              <w:sz w:val="28"/>
+                              <w:szCs w:val="28"/>
+                              <w:lang w:val="ru-RU"/>
+                            </w:rPr>
                             <w:t>14</w:t>
                           </w:r>
                         </w:p>
-                        <w:p>
-                          <w:pPr>
-                            <w:rPr>
-                              <w:rFonts w:ascii="Times New Roman" w:hAnsi="Times New Roman"/>
-                              <w:sz w:val="32"/>
-                              <w:szCs w:val="32"/>
-                            </w:rPr>
-                          </w:pPr>
-                        </w:p>
-                        <w:p>
-                          <w:pPr>
-                            <w:jc w:val="center"/>
-                            <w:rPr>
-                              <w:i/>
-                              <w:sz w:val="28"/>
-                              <w:szCs w:val="28"/>
-                            </w:rPr>
-                          </w:pPr>
-                        </w:p>
-                        <w:p/>
-                        <w:p/>
-                        <w:p/>
-                        <w:p/>
-                        <w:p/>
-                        <w:p/>
                         <w:p/>
                         <w:p/>
                         <w:p/>
@@ -1552,7 +2144,7 @@
                         <w:sz w:val="28"/>
                         <w:szCs w:val="28"/>
                       </w:rPr>
-                      <w:t>.25.</w:t>
+                      <w:t>.2</w:t>
                     </w:r>
                     <w:r>
                       <w:rPr>
@@ -1561,34 +2153,26 @@
                         <w:szCs w:val="28"/>
                         <w:lang w:val="ru-RU"/>
                       </w:rPr>
+                      <w:t>6</w:t>
+                    </w:r>
+                    <w:r>
+                      <w:rPr>
+                        <w:rFonts w:hint="default" w:ascii="Times New Roman" w:hAnsi="Times New Roman" w:cs="Times New Roman"/>
+                        <w:sz w:val="28"/>
+                        <w:szCs w:val="28"/>
+                      </w:rPr>
+                      <w:t>.</w:t>
+                    </w:r>
+                    <w:r>
+                      <w:rPr>
+                        <w:rFonts w:hint="default" w:ascii="Times New Roman" w:hAnsi="Times New Roman" w:cs="Times New Roman"/>
+                        <w:sz w:val="28"/>
+                        <w:szCs w:val="28"/>
+                        <w:lang w:val="ru-RU"/>
+                      </w:rPr>
                       <w:t>14</w:t>
                     </w:r>
                   </w:p>
-                  <w:p>
-                    <w:pPr>
-                      <w:rPr>
-                        <w:rFonts w:ascii="Times New Roman" w:hAnsi="Times New Roman"/>
-                        <w:sz w:val="32"/>
-                        <w:szCs w:val="32"/>
-                      </w:rPr>
-                    </w:pPr>
-                  </w:p>
-                  <w:p>
-                    <w:pPr>
-                      <w:jc w:val="center"/>
-                      <w:rPr>
-                        <w:i/>
-                        <w:sz w:val="28"/>
-                        <w:szCs w:val="28"/>
-                      </w:rPr>
-                    </w:pPr>
-                  </w:p>
-                  <w:p/>
-                  <w:p/>
-                  <w:p/>
-                  <w:p/>
-                  <w:p/>
-                  <w:p/>
                   <w:p/>
                   <w:p/>
                   <w:p/>
@@ -3201,10 +3785,10 @@
             <wp:anchor distT="0" distB="0" distL="114300" distR="114300" simplePos="0" relativeHeight="251714560" behindDoc="0" locked="0" layoutInCell="1" allowOverlap="1">
               <wp:simplePos x="0" y="0"/>
               <wp:positionH relativeFrom="column">
-                <wp:posOffset>2226945</wp:posOffset>
+                <wp:posOffset>2217420</wp:posOffset>
               </wp:positionH>
               <wp:positionV relativeFrom="paragraph">
-                <wp:posOffset>-406400</wp:posOffset>
+                <wp:posOffset>-434975</wp:posOffset>
               </wp:positionV>
               <wp:extent cx="2450465" cy="1045210"/>
               <wp:effectExtent l="0" t="0" r="635" b="9525"/>
@@ -3251,7 +3835,7 @@
                               <w:szCs w:val="28"/>
                               <w:lang w:val="ru-RU"/>
                             </w:rPr>
-                            <w:t>ТЕХНОЛОГИЯ</w:t>
+                            <w:t>РАБОТА</w:t>
                           </w:r>
                           <w:r>
                             <w:rPr>
@@ -3261,7 +3845,7 @@
                               <w:szCs w:val="28"/>
                               <w:lang w:val="ru-RU"/>
                             </w:rPr>
-                            <w:t xml:space="preserve"> СОЗДАНИЯ ГРАФИЧЕСКОГО ИНТЕРФЕЙСА</w:t>
+                            <w:t xml:space="preserve"> С БАЗАМИ ДАННЫХ.ТЕХНОЛОГИИ ДОСТУПА К ДАННЫМ</w:t>
                           </w:r>
                         </w:p>
                       </w:txbxContent>
@@ -3277,7 +3861,7 @@
         </mc:Choice>
         <mc:Fallback>
           <w:pict>
-            <v:shape id="Text Box 102" o:spid="_x0000_s1026" o:spt="202" type="#_x0000_t202" style="position:absolute;left:0pt;margin-left:175.35pt;margin-top:-32pt;height:82.3pt;width:192.95pt;z-index:251714560;mso-width-relative:page;mso-height-relative:page;" filled="f" stroked="f" coordsize="21600,21600" o:gfxdata="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">
+            <v:shape id="Text Box 102" o:spid="_x0000_s1026" o:spt="202" type="#_x0000_t202" style="position:absolute;left:0pt;margin-left:174.6pt;margin-top:-34.25pt;height:82.3pt;width:192.95pt;z-index:251714560;mso-width-relative:page;mso-height-relative:page;" filled="f" stroked="f" coordsize="21600,21600" o:gfxdata="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">
               <v:fill on="f" focussize="0,0"/>
               <v:stroke on="f"/>
               <v:imagedata o:title=""/>
@@ -3303,7 +3887,7 @@
                         <w:szCs w:val="28"/>
                         <w:lang w:val="ru-RU"/>
                       </w:rPr>
-                      <w:t>ТЕХНОЛОГИЯ</w:t>
+                      <w:t>РАБОТА</w:t>
                     </w:r>
                     <w:r>
                       <w:rPr>
@@ -3313,7 +3897,7 @@
                         <w:szCs w:val="28"/>
                         <w:lang w:val="ru-RU"/>
                       </w:rPr>
-                      <w:t xml:space="preserve"> СОЗДАНИЯ ГРАФИЧЕСКОГО ИНТЕРФЕЙСА</w:t>
+                      <w:t xml:space="preserve"> С БАЗАМИ ДАННЫХ.ТЕХНОЛОГИИ ДОСТУПА К ДАННЫМ</w:t>
                     </w:r>
                   </w:p>
                 </w:txbxContent>
@@ -3768,9 +4352,10 @@
                         <w:p>
                           <w:pPr>
                             <w:rPr>
-                              <w:rFonts w:ascii="Times New Roman" w:hAnsi="Times New Roman"/>
+                              <w:rFonts w:hint="default" w:ascii="Times New Roman" w:hAnsi="Times New Roman"/>
                               <w:sz w:val="16"/>
                               <w:szCs w:val="18"/>
+                              <w:lang w:val="ru-RU"/>
                             </w:rPr>
                           </w:pPr>
                           <w:r>
@@ -3778,10 +4363,21 @@
                               <w:rFonts w:ascii="Times New Roman" w:hAnsi="Times New Roman"/>
                               <w:sz w:val="15"/>
                               <w:szCs w:val="15"/>
-                            </w:rPr>
-                            <w:t>Толочко П.С.</w:t>
+                              <w:lang w:val="ru-RU"/>
+                            </w:rPr>
+                            <w:t>Новик</w:t>
+                          </w:r>
+                          <w:r>
+                            <w:rPr>
+                              <w:rFonts w:hint="default" w:ascii="Times New Roman" w:hAnsi="Times New Roman"/>
+                              <w:sz w:val="15"/>
+                              <w:szCs w:val="15"/>
+                              <w:lang w:val="ru-RU"/>
+                            </w:rPr>
+                            <w:t xml:space="preserve"> А.И.</w:t>
                           </w:r>
                         </w:p>
+                        <w:p/>
                       </w:txbxContent>
                     </wps:txbx>
                     <wps:bodyPr rot="0" vert="horz" wrap="square" lIns="0" tIns="0" rIns="0" bIns="0" anchor="t" anchorCtr="0" upright="1">
@@ -3805,9 +4401,10 @@
                   <w:p>
                     <w:pPr>
                       <w:rPr>
-                        <w:rFonts w:ascii="Times New Roman" w:hAnsi="Times New Roman"/>
+                        <w:rFonts w:hint="default" w:ascii="Times New Roman" w:hAnsi="Times New Roman"/>
                         <w:sz w:val="16"/>
                         <w:szCs w:val="18"/>
+                        <w:lang w:val="ru-RU"/>
                       </w:rPr>
                     </w:pPr>
                     <w:r>
@@ -3815,10 +4412,21 @@
                         <w:rFonts w:ascii="Times New Roman" w:hAnsi="Times New Roman"/>
                         <w:sz w:val="15"/>
                         <w:szCs w:val="15"/>
-                      </w:rPr>
-                      <w:t>Толочко П.С.</w:t>
+                        <w:lang w:val="ru-RU"/>
+                      </w:rPr>
+                      <w:t>Новик</w:t>
+                    </w:r>
+                    <w:r>
+                      <w:rPr>
+                        <w:rFonts w:hint="default" w:ascii="Times New Roman" w:hAnsi="Times New Roman"/>
+                        <w:sz w:val="15"/>
+                        <w:szCs w:val="15"/>
+                        <w:lang w:val="ru-RU"/>
+                      </w:rPr>
+                      <w:t xml:space="preserve"> А.И.</w:t>
                     </w:r>
                   </w:p>
+                  <w:p/>
                 </w:txbxContent>
               </v:textbox>
             </v:shape>
@@ -5019,7 +5627,7 @@
                               <w:sz w:val="28"/>
                               <w:szCs w:val="28"/>
                             </w:rPr>
-                            <w:t>.25.</w:t>
+                            <w:t>.2</w:t>
                           </w:r>
                           <w:r>
                             <w:rPr>
@@ -5028,34 +5636,26 @@
                               <w:szCs w:val="28"/>
                               <w:lang w:val="ru-RU"/>
                             </w:rPr>
+                            <w:t>6</w:t>
+                          </w:r>
+                          <w:r>
+                            <w:rPr>
+                              <w:rFonts w:hint="default" w:ascii="Times New Roman" w:hAnsi="Times New Roman" w:cs="Times New Roman"/>
+                              <w:sz w:val="28"/>
+                              <w:szCs w:val="28"/>
+                            </w:rPr>
+                            <w:t>.</w:t>
+                          </w:r>
+                          <w:r>
+                            <w:rPr>
+                              <w:rFonts w:hint="default" w:ascii="Times New Roman" w:hAnsi="Times New Roman" w:cs="Times New Roman"/>
+                              <w:sz w:val="28"/>
+                              <w:szCs w:val="28"/>
+                              <w:lang w:val="ru-RU"/>
+                            </w:rPr>
                             <w:t>14</w:t>
                           </w:r>
                         </w:p>
-                        <w:p>
-                          <w:pPr>
-                            <w:rPr>
-                              <w:rFonts w:ascii="Times New Roman" w:hAnsi="Times New Roman"/>
-                              <w:sz w:val="32"/>
-                              <w:szCs w:val="32"/>
-                            </w:rPr>
-                          </w:pPr>
-                        </w:p>
-                        <w:p>
-                          <w:pPr>
-                            <w:jc w:val="center"/>
-                            <w:rPr>
-                              <w:i/>
-                              <w:sz w:val="28"/>
-                              <w:szCs w:val="28"/>
-                            </w:rPr>
-                          </w:pPr>
-                        </w:p>
-                        <w:p/>
-                        <w:p/>
-                        <w:p/>
-                        <w:p/>
-                        <w:p/>
-                        <w:p/>
                         <w:p/>
                         <w:p/>
                         <w:p/>
@@ -5132,7 +5732,7 @@
                         <w:sz w:val="28"/>
                         <w:szCs w:val="28"/>
                       </w:rPr>
-                      <w:t>.25.</w:t>
+                      <w:t>.2</w:t>
                     </w:r>
                     <w:r>
                       <w:rPr>
@@ -5141,34 +5741,26 @@
                         <w:szCs w:val="28"/>
                         <w:lang w:val="ru-RU"/>
                       </w:rPr>
+                      <w:t>6</w:t>
+                    </w:r>
+                    <w:r>
+                      <w:rPr>
+                        <w:rFonts w:hint="default" w:ascii="Times New Roman" w:hAnsi="Times New Roman" w:cs="Times New Roman"/>
+                        <w:sz w:val="28"/>
+                        <w:szCs w:val="28"/>
+                      </w:rPr>
+                      <w:t>.</w:t>
+                    </w:r>
+                    <w:r>
+                      <w:rPr>
+                        <w:rFonts w:hint="default" w:ascii="Times New Roman" w:hAnsi="Times New Roman" w:cs="Times New Roman"/>
+                        <w:sz w:val="28"/>
+                        <w:szCs w:val="28"/>
+                        <w:lang w:val="ru-RU"/>
+                      </w:rPr>
                       <w:t>14</w:t>
                     </w:r>
                   </w:p>
-                  <w:p>
-                    <w:pPr>
-                      <w:rPr>
-                        <w:rFonts w:ascii="Times New Roman" w:hAnsi="Times New Roman"/>
-                        <w:sz w:val="32"/>
-                        <w:szCs w:val="32"/>
-                      </w:rPr>
-                    </w:pPr>
-                  </w:p>
-                  <w:p>
-                    <w:pPr>
-                      <w:jc w:val="center"/>
-                      <w:rPr>
-                        <w:i/>
-                        <w:sz w:val="28"/>
-                        <w:szCs w:val="28"/>
-                      </w:rPr>
-                    </w:pPr>
-                  </w:p>
-                  <w:p/>
-                  <w:p/>
-                  <w:p/>
-                  <w:p/>
-                  <w:p/>
-                  <w:p/>
                   <w:p/>
                   <w:p/>
                   <w:p/>
@@ -7105,8 +7697,8 @@
     <w:lsdException w:uiPriority="99" w:name="Normal Indent"/>
     <w:lsdException w:uiPriority="99" w:name="footnote text"/>
     <w:lsdException w:uiPriority="99" w:name="annotation text"/>
-    <w:lsdException w:unhideWhenUsed="0" w:uiPriority="0" w:semiHidden="0" w:name="header"/>
-    <w:lsdException w:qFormat="1" w:unhideWhenUsed="0" w:uiPriority="0" w:semiHidden="0" w:name="footer"/>
+    <w:lsdException w:qFormat="1" w:unhideWhenUsed="0" w:uiPriority="0" w:semiHidden="0" w:name="header"/>
+    <w:lsdException w:unhideWhenUsed="0" w:uiPriority="0" w:semiHidden="0" w:name="footer"/>
     <w:lsdException w:uiPriority="99" w:name="index heading"/>
     <w:lsdException w:qFormat="1" w:uiPriority="35" w:name="caption"/>
     <w:lsdException w:uiPriority="99" w:name="table of figures"/>
@@ -7115,7 +7707,7 @@
     <w:lsdException w:uiPriority="99" w:name="footnote reference"/>
     <w:lsdException w:uiPriority="99" w:name="annotation reference"/>
     <w:lsdException w:uiPriority="99" w:name="line number"/>
-    <w:lsdException w:qFormat="1" w:unhideWhenUsed="0" w:uiPriority="0" w:semiHidden="0" w:name="page number"/>
+    <w:lsdException w:unhideWhenUsed="0" w:uiPriority="0" w:semiHidden="0" w:name="page number"/>
     <w:lsdException w:uiPriority="99" w:name="endnote reference"/>
     <w:lsdException w:uiPriority="99" w:name="endnote text"/>
     <w:lsdException w:uiPriority="99" w:name="table of authorities"/>
@@ -7139,8 +7731,8 @@
     <w:lsdException w:qFormat="1" w:unhideWhenUsed="0" w:uiPriority="10" w:semiHidden="0" w:name="Title"/>
     <w:lsdException w:uiPriority="99" w:name="Closing"/>
     <w:lsdException w:uiPriority="99" w:name="Signature"/>
-    <w:lsdException w:uiPriority="1" w:name="Default Paragraph Font"/>
-    <w:lsdException w:qFormat="1" w:unhideWhenUsed="0" w:uiPriority="0" w:semiHidden="0" w:name="Body Text"/>
+    <w:lsdException w:qFormat="1" w:uiPriority="1" w:name="Default Paragraph Font"/>
+    <w:lsdException w:unhideWhenUsed="0" w:uiPriority="0" w:semiHidden="0" w:name="Body Text"/>
     <w:lsdException w:qFormat="1" w:unhideWhenUsed="0" w:uiPriority="0" w:semiHidden="0" w:name="Body Text Indent"/>
     <w:lsdException w:uiPriority="99" w:name="List Continue"/>
     <w:lsdException w:uiPriority="99" w:name="List Continue 2"/>
@@ -7154,19 +7746,19 @@
     <w:lsdException w:uiPriority="99" w:name="Body Text First Indent"/>
     <w:lsdException w:uiPriority="99" w:name="Body Text First Indent 2"/>
     <w:lsdException w:uiPriority="99" w:name="Note Heading"/>
-    <w:lsdException w:qFormat="1" w:unhideWhenUsed="0" w:uiPriority="0" w:semiHidden="0" w:name="Body Text 2"/>
+    <w:lsdException w:unhideWhenUsed="0" w:uiPriority="0" w:semiHidden="0" w:name="Body Text 2"/>
     <w:lsdException w:uiPriority="99" w:name="Body Text 3"/>
-    <w:lsdException w:qFormat="1" w:unhideWhenUsed="0" w:uiPriority="0" w:semiHidden="0" w:name="Body Text Indent 2"/>
-    <w:lsdException w:qFormat="1" w:unhideWhenUsed="0" w:uiPriority="0" w:semiHidden="0" w:name="Body Text Indent 3"/>
+    <w:lsdException w:unhideWhenUsed="0" w:uiPriority="0" w:semiHidden="0" w:name="Body Text Indent 2"/>
+    <w:lsdException w:unhideWhenUsed="0" w:uiPriority="0" w:semiHidden="0" w:name="Body Text Indent 3"/>
     <w:lsdException w:unhideWhenUsed="0" w:uiPriority="0" w:semiHidden="0" w:name="Block Text"/>
     <w:lsdException w:qFormat="1" w:uiPriority="99" w:semiHidden="0" w:name="Hyperlink"/>
     <w:lsdException w:uiPriority="99" w:name="FollowedHyperlink"/>
     <w:lsdException w:qFormat="1" w:unhideWhenUsed="0" w:uiPriority="22" w:semiHidden="0" w:name="Strong"/>
     <w:lsdException w:qFormat="1" w:unhideWhenUsed="0" w:uiPriority="0" w:semiHidden="0" w:name="Emphasis"/>
-    <w:lsdException w:qFormat="1" w:unhideWhenUsed="0" w:uiPriority="0" w:semiHidden="0" w:name="Document Map"/>
+    <w:lsdException w:unhideWhenUsed="0" w:uiPriority="0" w:semiHidden="0" w:name="Document Map"/>
     <w:lsdException w:uiPriority="99" w:name="Plain Text"/>
     <w:lsdException w:uiPriority="99" w:name="E-mail Signature"/>
-    <w:lsdException w:unhideWhenUsed="0" w:uiPriority="0" w:semiHidden="0" w:name="Normal (Web)"/>
+    <w:lsdException w:qFormat="1" w:unhideWhenUsed="0" w:uiPriority="0" w:semiHidden="0" w:name="Normal (Web)"/>
     <w:lsdException w:uiPriority="99" w:name="HTML Acronym"/>
     <w:lsdException w:uiPriority="99" w:name="HTML Address"/>
     <w:lsdException w:uiPriority="99" w:name="HTML Cite"/>
@@ -7224,7 +7816,7 @@
     <w:lsdException w:unhideWhenUsed="0" w:uiPriority="0" w:semiHidden="0" w:name="Balloon Text"/>
     <w:lsdException w:qFormat="1" w:unhideWhenUsed="0" w:uiPriority="59" w:semiHidden="0" w:name="Table Grid"/>
     <w:lsdException w:uiPriority="99" w:name="Table Theme"/>
-    <w:lsdException w:unhideWhenUsed="0" w:uiPriority="99" w:name="Placeholder Text"/>
+    <w:lsdException w:qFormat="1" w:unhideWhenUsed="0" w:uiPriority="99" w:name="Placeholder Text"/>
     <w:lsdException w:qFormat="1" w:unhideWhenUsed="0" w:uiPriority="1" w:semiHidden="0" w:name="No Spacing"/>
     <w:lsdException w:qFormat="1" w:unhideWhenUsed="0" w:uiPriority="34" w:semiHidden="0" w:name="List Paragraph"/>
   </w:latentStyles>
@@ -7353,6 +7945,7 @@
     <w:name w:val="Default Paragraph Font"/>
     <w:semiHidden/>
     <w:unhideWhenUsed/>
+    <w:qFormat/>
     <w:uiPriority w:val="1"/>
   </w:style>
   <w:style w:type="table" w:default="1" w:styleId="9">
@@ -7391,7 +7984,6 @@
   <w:style w:type="character" w:styleId="12">
     <w:name w:val="page number"/>
     <w:basedOn w:val="8"/>
-    <w:qFormat/>
     <w:uiPriority w:val="0"/>
   </w:style>
   <w:style w:type="paragraph" w:styleId="13">
@@ -7408,7 +8000,6 @@
   <w:style w:type="paragraph" w:styleId="14">
     <w:name w:val="Body Text 2"/>
     <w:basedOn w:val="1"/>
-    <w:qFormat/>
     <w:uiPriority w:val="0"/>
     <w:pPr>
       <w:spacing w:after="120" w:line="480" w:lineRule="auto"/>
@@ -7418,7 +8009,6 @@
     <w:name w:val="Body Text Indent 3"/>
     <w:basedOn w:val="1"/>
     <w:link w:val="47"/>
-    <w:qFormat/>
     <w:uiPriority w:val="0"/>
     <w:pPr>
       <w:spacing w:after="120"/>
@@ -7433,7 +8023,6 @@
     <w:name w:val="Document Map"/>
     <w:basedOn w:val="1"/>
     <w:link w:val="43"/>
-    <w:qFormat/>
     <w:uiPriority w:val="0"/>
     <w:rPr>
       <w:rFonts w:ascii="Tahoma" w:hAnsi="Tahoma" w:cs="Tahoma"/>
@@ -7445,6 +8034,7 @@
     <w:name w:val="header"/>
     <w:basedOn w:val="1"/>
     <w:link w:val="27"/>
+    <w:qFormat/>
     <w:uiPriority w:val="0"/>
     <w:pPr>
       <w:tabs>
@@ -7456,7 +8046,6 @@
   <w:style w:type="paragraph" w:styleId="18">
     <w:name w:val="Body Text"/>
     <w:basedOn w:val="1"/>
-    <w:qFormat/>
     <w:uiPriority w:val="0"/>
     <w:rPr>
       <w:sz w:val="28"/>
@@ -7498,7 +8087,6 @@
     <w:name w:val="footer"/>
     <w:basedOn w:val="1"/>
     <w:link w:val="42"/>
-    <w:qFormat/>
     <w:uiPriority w:val="0"/>
     <w:pPr>
       <w:tabs>
@@ -7510,6 +8098,7 @@
   <w:style w:type="paragraph" w:styleId="23">
     <w:name w:val="Normal (Web)"/>
     <w:basedOn w:val="1"/>
+    <w:qFormat/>
     <w:uiPriority w:val="0"/>
     <w:pPr>
       <w:spacing w:before="100" w:beforeAutospacing="1" w:after="100" w:afterAutospacing="1"/>
@@ -7522,7 +8111,6 @@
   <w:style w:type="paragraph" w:styleId="24">
     <w:name w:val="Body Text Indent 2"/>
     <w:basedOn w:val="1"/>
-    <w:qFormat/>
     <w:uiPriority w:val="0"/>
     <w:pPr>
       <w:spacing w:after="120" w:line="480" w:lineRule="auto"/>
@@ -7565,6 +8153,7 @@
   <w:style w:type="character" w:customStyle="1" w:styleId="27">
     <w:name w:val="Верхний колонтитул Знак1"/>
     <w:link w:val="17"/>
+    <w:qFormat/>
     <w:uiPriority w:val="0"/>
     <w:rPr>
       <w:lang w:val="ru-RU" w:eastAsia="ru-RU" w:bidi="ar-SA"/>
@@ -7573,6 +8162,7 @@
   <w:style w:type="paragraph" w:customStyle="1" w:styleId="28">
     <w:name w:val="Основной текст 2 + Verdana"/>
     <w:basedOn w:val="14"/>
+    <w:qFormat/>
     <w:uiPriority w:val="0"/>
     <w:pPr>
       <w:spacing w:after="0" w:line="360" w:lineRule="auto"/>
@@ -7599,6 +8189,7 @@
   <w:style w:type="paragraph" w:customStyle="1" w:styleId="30">
     <w:name w:val="textn"/>
     <w:basedOn w:val="1"/>
+    <w:qFormat/>
     <w:uiPriority w:val="0"/>
     <w:pPr>
       <w:spacing w:before="100" w:beforeAutospacing="1" w:after="100" w:afterAutospacing="1"/>
@@ -7625,6 +8216,7 @@
   <w:style w:type="character" w:customStyle="1" w:styleId="32">
     <w:name w:val="Текст выноски Знак"/>
     <w:link w:val="13"/>
+    <w:qFormat/>
     <w:uiPriority w:val="0"/>
     <w:rPr>
       <w:rFonts w:ascii="Tahoma" w:hAnsi="Tahoma" w:cs="Tahoma"/>
@@ -7635,6 +8227,7 @@
   <w:style w:type="character" w:styleId="33">
     <w:name w:val="Placeholder Text"/>
     <w:semiHidden/>
+    <w:qFormat/>
     <w:uiPriority w:val="99"/>
     <w:rPr>
       <w:color w:val="808080"/>
@@ -7643,6 +8236,7 @@
   <w:style w:type="character" w:customStyle="1" w:styleId="34">
     <w:name w:val="Заголовок 7 Знак"/>
     <w:link w:val="7"/>
+    <w:qFormat/>
     <w:uiPriority w:val="0"/>
     <w:rPr>
       <w:rFonts w:ascii="Calibri" w:hAnsi="Calibri"/>
@@ -7653,6 +8247,7 @@
   <w:style w:type="paragraph" w:customStyle="1" w:styleId="35">
     <w:name w:val="Чертежный"/>
     <w:link w:val="48"/>
+    <w:qFormat/>
     <w:uiPriority w:val="0"/>
     <w:pPr>
       <w:jc w:val="both"/>
@@ -7666,6 +8261,7 @@
   </w:style>
   <w:style w:type="paragraph" w:customStyle="1" w:styleId="36">
     <w:name w:val="Обычный1"/>
+    <w:qFormat/>
     <w:uiPriority w:val="0"/>
     <w:pPr>
       <w:snapToGrid w:val="0"/>
@@ -7688,6 +8284,7 @@
   </w:style>
   <w:style w:type="paragraph" w:customStyle="1" w:styleId="38">
     <w:name w:val="Обычный11"/>
+    <w:qFormat/>
     <w:uiPriority w:val="0"/>
     <w:pPr>
       <w:snapToGrid w:val="0"/>
@@ -7700,6 +8297,7 @@
   <w:style w:type="table" w:customStyle="1" w:styleId="39">
     <w:name w:val="Сетка таблицы1"/>
     <w:basedOn w:val="9"/>
+    <w:qFormat/>
     <w:uiPriority w:val="0"/>
     <w:tblPr>
       <w:tblBorders>
@@ -7715,6 +8313,7 @@
   <w:style w:type="table" w:customStyle="1" w:styleId="40">
     <w:name w:val="Сетка таблицы2"/>
     <w:basedOn w:val="9"/>
+    <w:qFormat/>
     <w:uiPriority w:val="0"/>
     <w:tblPr>
       <w:tblBorders>
@@ -7748,6 +8347,7 @@
   <w:style w:type="character" w:customStyle="1" w:styleId="43">
     <w:name w:val="Схема документа Знак"/>
     <w:link w:val="16"/>
+    <w:qFormat/>
     <w:uiPriority w:val="0"/>
     <w:rPr>
       <w:rFonts w:ascii="Tahoma" w:hAnsi="Tahoma" w:cs="Tahoma"/>
@@ -7758,6 +8358,7 @@
   <w:style w:type="character" w:customStyle="1" w:styleId="44">
     <w:name w:val="Заголовок 1 Знак"/>
     <w:link w:val="2"/>
+    <w:qFormat/>
     <w:uiPriority w:val="0"/>
     <w:rPr>
       <w:rFonts w:ascii="GOST type B" w:hAnsi="GOST type B"/>
@@ -7778,6 +8379,7 @@
   </w:style>
   <w:style w:type="paragraph" w:customStyle="1" w:styleId="46">
     <w:name w:val="Default"/>
+    <w:qFormat/>
     <w:uiPriority w:val="0"/>
     <w:pPr>
       <w:autoSpaceDE w:val="0"/>
@@ -8083,10 +8685,20 @@
 </s:customData>
 </file>
 
+<file path=customXml/item2.xml><?xml version="1.0" encoding="utf-8"?>
+<b:Sources xmlns:b="http://schemas.openxmlformats.org/officeDocument/2006/bibliography" xmlns="http://schemas.openxmlformats.org/officeDocument/2006/bibliography" SelectedStyle="/APASixthEditionOfficeOnline.xsl" StyleName="APA" Version="6"/>
+</file>
+
 <file path=customXml/itemProps1.xml><?xml version="1.0" encoding="utf-8"?>
 <ds:datastoreItem xmlns:ds="http://schemas.openxmlformats.org/officeDocument/2006/customXml" ds:itemID="{B1977F7D-205B-4081-913C-38D41E755F92}">
   <ds:schemaRefs>
     <ds:schemaRef ds:uri="http://www.wps.cn/officeDocument/2013/wpsCustomData"/>
   </ds:schemaRefs>
 </ds:datastoreItem>
+</file>
+
+<file path=customXml/itemProps2.xml><?xml version="1.0" encoding="utf-8"?>
+<ds:datastoreItem xmlns:ds="http://schemas.openxmlformats.org/officeDocument/2006/customXml" ds:itemID="{83F52881-91B3-3749-B542-E0A48D057CBD}">
+  <ds:schemaRefs/>
+</ds:datastoreItem>
 </file>